--- a/2026/3o periodo/programacao-web/projeto-extensao/relatrio_de_extenso.docx
+++ b/2026/3o periodo/programacao-web/projeto-extensao/relatrio_de_extenso.docx
@@ -11,16 +11,14 @@
           <w:b/>
           <w:sz w:val="24"/>
           <w:szCs w:val="24"/>
-          <w:u w:val="single"/>
-        </w:rPr>
-      </w:pPr>
-      <w:r>
-        <w:rPr>
-          <w:rFonts w:ascii="Arial" w:hAnsi="Arial" w:cs="Arial"/>
-          <w:b/>
-          <w:sz w:val="24"/>
-          <w:szCs w:val="24"/>
-          <w:u w:val="single"/>
+        </w:rPr>
+      </w:pPr>
+      <w:r>
+        <w:rPr>
+          <w:rFonts w:ascii="Arial" w:hAnsi="Arial" w:cs="Arial"/>
+          <w:b/>
+          <w:sz w:val="24"/>
+          <w:szCs w:val="24"/>
         </w:rPr>
         <w:t>UNIVERSIDADE DO VALE DO ITAJAÍ</w:t>
       </w:r>
@@ -34,16 +32,14 @@
           <w:b/>
           <w:sz w:val="24"/>
           <w:szCs w:val="24"/>
-          <w:u w:val="single"/>
-        </w:rPr>
-      </w:pPr>
-      <w:r>
-        <w:rPr>
-          <w:rFonts w:ascii="Arial" w:hAnsi="Arial" w:cs="Arial"/>
-          <w:b/>
-          <w:sz w:val="24"/>
-          <w:szCs w:val="24"/>
-          <w:u w:val="single"/>
+        </w:rPr>
+      </w:pPr>
+      <w:r>
+        <w:rPr>
+          <w:rFonts w:ascii="Arial" w:hAnsi="Arial" w:cs="Arial"/>
+          <w:b/>
+          <w:sz w:val="24"/>
+          <w:szCs w:val="24"/>
         </w:rPr>
         <w:t>VICE-REITORIA DE EXTENSÃO E ASSUNTOS COMUNITÁRIOS</w:t>
       </w:r>
@@ -57,16 +53,14 @@
           <w:b/>
           <w:sz w:val="24"/>
           <w:szCs w:val="24"/>
-          <w:u w:val="single"/>
-        </w:rPr>
-      </w:pPr>
-      <w:r>
-        <w:rPr>
-          <w:rFonts w:ascii="Arial" w:hAnsi="Arial" w:cs="Arial"/>
-          <w:b/>
-          <w:sz w:val="24"/>
-          <w:szCs w:val="24"/>
-          <w:u w:val="single"/>
+        </w:rPr>
+      </w:pPr>
+      <w:r>
+        <w:rPr>
+          <w:rFonts w:ascii="Arial" w:hAnsi="Arial" w:cs="Arial"/>
+          <w:b/>
+          <w:sz w:val="24"/>
+          <w:szCs w:val="24"/>
         </w:rPr>
         <w:t>COORDENAÇÂO</w:t>
       </w:r>
@@ -76,7 +70,6 @@
           <w:b/>
           <w:sz w:val="24"/>
           <w:szCs w:val="24"/>
-          <w:u w:val="single"/>
         </w:rPr>
         <w:t xml:space="preserve"> DE PROJETOS E EXTENSÃO</w:t>
       </w:r>
@@ -89,52 +82,47 @@
           <w:b/>
           <w:sz w:val="24"/>
           <w:szCs w:val="24"/>
-          <w:u w:val="single"/>
-        </w:rPr>
-      </w:pPr>
-    </w:p>
-    <w:p>
-      <w:pPr>
-        <w:spacing w:after="0" w:line="240" w:lineRule="auto"/>
-        <w:rPr>
-          <w:rFonts w:ascii="Arial" w:hAnsi="Arial" w:cs="Arial"/>
-          <w:b/>
-          <w:sz w:val="24"/>
-          <w:szCs w:val="24"/>
-          <w:u w:val="single"/>
-        </w:rPr>
-      </w:pPr>
-    </w:p>
-    <w:p>
-      <w:pPr>
-        <w:spacing w:after="0" w:line="240" w:lineRule="auto"/>
-        <w:rPr>
-          <w:rFonts w:ascii="Arial" w:hAnsi="Arial" w:cs="Arial"/>
-          <w:b/>
-          <w:sz w:val="24"/>
-          <w:szCs w:val="24"/>
-          <w:u w:val="single"/>
-        </w:rPr>
-      </w:pPr>
-    </w:p>
-    <w:p>
-      <w:pPr>
-        <w:spacing w:after="0" w:line="240" w:lineRule="auto"/>
-        <w:rPr>
-          <w:rFonts w:ascii="Arial" w:hAnsi="Arial" w:cs="Arial"/>
-          <w:b/>
-          <w:sz w:val="24"/>
-          <w:szCs w:val="24"/>
-          <w:u w:val="single"/>
-        </w:rPr>
-      </w:pPr>
-      <w:r>
-        <w:rPr>
-          <w:rFonts w:ascii="Arial" w:hAnsi="Arial" w:cs="Arial"/>
-          <w:b/>
-          <w:sz w:val="24"/>
-          <w:szCs w:val="24"/>
-          <w:u w:val="single"/>
+        </w:rPr>
+      </w:pPr>
+    </w:p>
+    <w:p>
+      <w:pPr>
+        <w:spacing w:after="0" w:line="240" w:lineRule="auto"/>
+        <w:rPr>
+          <w:rFonts w:ascii="Arial" w:hAnsi="Arial" w:cs="Arial"/>
+          <w:b/>
+          <w:sz w:val="24"/>
+          <w:szCs w:val="24"/>
+        </w:rPr>
+      </w:pPr>
+    </w:p>
+    <w:p>
+      <w:pPr>
+        <w:spacing w:after="0" w:line="240" w:lineRule="auto"/>
+        <w:rPr>
+          <w:rFonts w:ascii="Arial" w:hAnsi="Arial" w:cs="Arial"/>
+          <w:b/>
+          <w:sz w:val="24"/>
+          <w:szCs w:val="24"/>
+        </w:rPr>
+      </w:pPr>
+    </w:p>
+    <w:p>
+      <w:pPr>
+        <w:spacing w:after="0" w:line="240" w:lineRule="auto"/>
+        <w:rPr>
+          <w:rFonts w:ascii="Arial" w:hAnsi="Arial" w:cs="Arial"/>
+          <w:b/>
+          <w:sz w:val="24"/>
+          <w:szCs w:val="24"/>
+        </w:rPr>
+      </w:pPr>
+      <w:r>
+        <w:rPr>
+          <w:rFonts w:ascii="Arial" w:hAnsi="Arial" w:cs="Arial"/>
+          <w:b/>
+          <w:sz w:val="24"/>
+          <w:szCs w:val="24"/>
         </w:rPr>
         <w:t>1. ESCOLA DO CONHECIMENTO</w:t>
       </w:r>
@@ -144,7 +132,6 @@
           <w:b/>
           <w:sz w:val="24"/>
           <w:szCs w:val="24"/>
-          <w:u w:val="single"/>
         </w:rPr>
         <w:t xml:space="preserve"> (</w:t>
       </w:r>
@@ -154,7 +141,6 @@
           <w:bCs/>
           <w:sz w:val="24"/>
           <w:szCs w:val="24"/>
-          <w:u w:val="single"/>
         </w:rPr>
         <w:t>assinalar a qual(</w:t>
       </w:r>
@@ -165,7 +151,6 @@
           <w:bCs/>
           <w:sz w:val="24"/>
           <w:szCs w:val="24"/>
-          <w:u w:val="single"/>
         </w:rPr>
         <w:t>is</w:t>
       </w:r>
@@ -176,7 +161,6 @@
           <w:bCs/>
           <w:sz w:val="24"/>
           <w:szCs w:val="24"/>
-          <w:u w:val="single"/>
         </w:rPr>
         <w:t xml:space="preserve">) </w:t>
       </w:r>
@@ -186,7 +170,6 @@
           <w:bCs/>
           <w:sz w:val="24"/>
           <w:szCs w:val="24"/>
-          <w:u w:val="single"/>
         </w:rPr>
         <w:t>E</w:t>
       </w:r>
@@ -196,7 +179,6 @@
           <w:bCs/>
           <w:sz w:val="24"/>
           <w:szCs w:val="24"/>
-          <w:u w:val="single"/>
         </w:rPr>
         <w:t>scola(s) o projeto está vinculado)</w:t>
       </w:r>
@@ -209,7 +191,6 @@
           <w:bCs/>
           <w:sz w:val="24"/>
           <w:szCs w:val="24"/>
-          <w:u w:val="single"/>
         </w:rPr>
       </w:pPr>
       <w:proofErr w:type="gramStart"/>
@@ -219,7 +200,6 @@
           <w:bCs/>
           <w:sz w:val="24"/>
           <w:szCs w:val="24"/>
-          <w:u w:val="single"/>
         </w:rPr>
         <w:t xml:space="preserve">(  </w:t>
       </w:r>
@@ -230,7 +210,6 @@
           <w:bCs/>
           <w:sz w:val="24"/>
           <w:szCs w:val="24"/>
-          <w:u w:val="single"/>
         </w:rPr>
         <w:t xml:space="preserve"> ) </w:t>
       </w:r>
@@ -240,7 +219,6 @@
           <w:bCs/>
           <w:sz w:val="24"/>
           <w:szCs w:val="24"/>
-          <w:u w:val="single"/>
         </w:rPr>
         <w:t>Escola de Negócios, Educação e Comunicação</w:t>
       </w:r>
@@ -253,7 +231,6 @@
           <w:bCs/>
           <w:sz w:val="24"/>
           <w:szCs w:val="24"/>
-          <w:u w:val="single"/>
         </w:rPr>
       </w:pPr>
       <w:proofErr w:type="gramStart"/>
@@ -263,7 +240,6 @@
           <w:bCs/>
           <w:sz w:val="24"/>
           <w:szCs w:val="24"/>
-          <w:u w:val="single"/>
         </w:rPr>
         <w:t xml:space="preserve">(  </w:t>
       </w:r>
@@ -274,7 +250,6 @@
           <w:bCs/>
           <w:sz w:val="24"/>
           <w:szCs w:val="24"/>
-          <w:u w:val="single"/>
         </w:rPr>
         <w:t xml:space="preserve"> ) Escola de Ciências da Saúde</w:t>
       </w:r>
@@ -287,7 +262,6 @@
           <w:bCs/>
           <w:sz w:val="24"/>
           <w:szCs w:val="24"/>
-          <w:u w:val="single"/>
         </w:rPr>
       </w:pPr>
       <w:proofErr w:type="gramStart"/>
@@ -297,7 +271,6 @@
           <w:bCs/>
           <w:sz w:val="24"/>
           <w:szCs w:val="24"/>
-          <w:u w:val="single"/>
         </w:rPr>
         <w:t xml:space="preserve">(  </w:t>
       </w:r>
@@ -308,7 +281,6 @@
           <w:bCs/>
           <w:sz w:val="24"/>
           <w:szCs w:val="24"/>
-          <w:u w:val="single"/>
         </w:rPr>
         <w:t xml:space="preserve"> ) Escola de Ciências Jurídicas</w:t>
       </w:r>
@@ -318,7 +290,6 @@
           <w:bCs/>
           <w:sz w:val="24"/>
           <w:szCs w:val="24"/>
-          <w:u w:val="single"/>
         </w:rPr>
         <w:t xml:space="preserve"> e Sociais</w:t>
       </w:r>
@@ -331,16 +302,14 @@
           <w:b/>
           <w:sz w:val="24"/>
           <w:szCs w:val="24"/>
-          <w:u w:val="single"/>
-        </w:rPr>
-      </w:pPr>
-      <w:r>
-        <w:rPr>
-          <w:rFonts w:ascii="Arial" w:hAnsi="Arial" w:cs="Arial"/>
-          <w:b/>
-          <w:sz w:val="24"/>
-          <w:szCs w:val="24"/>
-          <w:u w:val="single"/>
+        </w:rPr>
+      </w:pPr>
+      <w:r>
+        <w:rPr>
+          <w:rFonts w:ascii="Arial" w:hAnsi="Arial" w:cs="Arial"/>
+          <w:b/>
+          <w:sz w:val="24"/>
+          <w:szCs w:val="24"/>
         </w:rPr>
         <w:t>(</w:t>
       </w:r>
@@ -350,7 +319,6 @@
           <w:b/>
           <w:sz w:val="24"/>
           <w:szCs w:val="24"/>
-          <w:u w:val="single"/>
         </w:rPr>
         <w:t>X</w:t>
       </w:r>
@@ -360,7 +328,6 @@
           <w:b/>
           <w:sz w:val="24"/>
           <w:szCs w:val="24"/>
-          <w:u w:val="single"/>
         </w:rPr>
         <w:t xml:space="preserve">) </w:t>
       </w:r>
@@ -370,7 +337,6 @@
           <w:b/>
           <w:sz w:val="24"/>
           <w:szCs w:val="24"/>
-          <w:u w:val="single"/>
         </w:rPr>
         <w:t>Escola Politécnica</w:t>
       </w:r>
@@ -383,28 +349,25 @@
           <w:bCs/>
           <w:sz w:val="24"/>
           <w:szCs w:val="24"/>
-          <w:u w:val="single"/>
-        </w:rPr>
-      </w:pPr>
-    </w:p>
-    <w:p>
-      <w:pPr>
-        <w:spacing w:after="0" w:line="240" w:lineRule="auto"/>
-        <w:rPr>
-          <w:rFonts w:ascii="Arial" w:hAnsi="Arial" w:cs="Arial"/>
-          <w:b/>
-          <w:sz w:val="24"/>
-          <w:szCs w:val="24"/>
-          <w:u w:val="single"/>
-        </w:rPr>
-      </w:pPr>
-      <w:r>
-        <w:rPr>
-          <w:rFonts w:ascii="Arial" w:hAnsi="Arial" w:cs="Arial"/>
-          <w:b/>
-          <w:sz w:val="24"/>
-          <w:szCs w:val="24"/>
-          <w:u w:val="single"/>
+        </w:rPr>
+      </w:pPr>
+    </w:p>
+    <w:p>
+      <w:pPr>
+        <w:spacing w:after="0" w:line="240" w:lineRule="auto"/>
+        <w:rPr>
+          <w:rFonts w:ascii="Arial" w:hAnsi="Arial" w:cs="Arial"/>
+          <w:b/>
+          <w:sz w:val="24"/>
+          <w:szCs w:val="24"/>
+        </w:rPr>
+      </w:pPr>
+      <w:r>
+        <w:rPr>
+          <w:rFonts w:ascii="Arial" w:hAnsi="Arial" w:cs="Arial"/>
+          <w:b/>
+          <w:sz w:val="24"/>
+          <w:szCs w:val="24"/>
         </w:rPr>
         <w:t>2.</w:t>
       </w:r>
@@ -414,7 +377,6 @@
           <w:b/>
           <w:sz w:val="24"/>
           <w:szCs w:val="24"/>
-          <w:u w:val="single"/>
         </w:rPr>
         <w:t xml:space="preserve">  TÍTULO DO PROJETO DE TRABALHO</w:t>
       </w:r>
@@ -432,16 +394,14 @@
           <w:bCs/>
           <w:sz w:val="24"/>
           <w:szCs w:val="24"/>
-          <w:u w:val="single"/>
-        </w:rPr>
-      </w:pPr>
-      <w:r>
-        <w:rPr>
-          <w:rFonts w:ascii="Arial" w:hAnsi="Arial" w:cs="Arial"/>
-          <w:bCs/>
-          <w:sz w:val="24"/>
-          <w:szCs w:val="24"/>
-          <w:u w:val="single"/>
+        </w:rPr>
+      </w:pPr>
+      <w:r>
+        <w:rPr>
+          <w:rFonts w:ascii="Arial" w:hAnsi="Arial" w:cs="Arial"/>
+          <w:bCs/>
+          <w:sz w:val="24"/>
+          <w:szCs w:val="24"/>
         </w:rPr>
         <w:t xml:space="preserve">Desenvolvimento de Sistema Web para a </w:t>
       </w:r>
@@ -451,7 +411,6 @@
           <w:b/>
           <w:sz w:val="24"/>
           <w:szCs w:val="24"/>
-          <w:u w:val="single"/>
         </w:rPr>
         <w:t xml:space="preserve">Instituição </w:t>
       </w:r>
@@ -461,139 +420,89 @@
           <w:b/>
           <w:sz w:val="24"/>
           <w:szCs w:val="24"/>
-          <w:u w:val="single"/>
-        </w:rPr>
-        <w:t xml:space="preserve">Associação Palmira Gobbi Amigo dos Amigos </w:t>
-      </w:r>
-      <w:r>
-        <w:rPr>
-          <w:rFonts w:ascii="Arial" w:hAnsi="Arial" w:cs="Arial"/>
-          <w:b/>
-          <w:sz w:val="24"/>
-          <w:szCs w:val="24"/>
-          <w:u w:val="single"/>
+        </w:rPr>
+        <w:t xml:space="preserve">Associação Palmira Gobbi Amigo dos Amigos (AMA) ONG </w:t>
+      </w:r>
+    </w:p>
+    <w:p>
+      <w:pPr>
+        <w:spacing w:after="0" w:line="240" w:lineRule="auto"/>
+        <w:rPr>
+          <w:rFonts w:ascii="Arial" w:hAnsi="Arial" w:cs="Arial"/>
+          <w:b/>
+          <w:sz w:val="24"/>
+          <w:szCs w:val="24"/>
+        </w:rPr>
+      </w:pPr>
+    </w:p>
+    <w:p>
+      <w:pPr>
+        <w:spacing w:after="0" w:line="240" w:lineRule="auto"/>
+        <w:jc w:val="both"/>
+        <w:rPr>
+          <w:rFonts w:ascii="Arial" w:hAnsi="Arial" w:cs="Arial"/>
+          <w:sz w:val="24"/>
+          <w:szCs w:val="24"/>
+        </w:rPr>
+      </w:pPr>
+      <w:r>
+        <w:rPr>
+          <w:rFonts w:ascii="Arial" w:hAnsi="Arial" w:cs="Arial"/>
+          <w:b/>
+          <w:sz w:val="24"/>
+          <w:szCs w:val="24"/>
+        </w:rPr>
+        <w:t>3.</w:t>
+      </w:r>
+      <w:r>
+        <w:rPr>
+          <w:rFonts w:ascii="Arial" w:hAnsi="Arial" w:cs="Arial"/>
+          <w:b/>
+          <w:sz w:val="24"/>
+          <w:szCs w:val="24"/>
+        </w:rPr>
+        <w:t xml:space="preserve"> </w:t>
+      </w:r>
+      <w:r>
+        <w:rPr>
+          <w:rFonts w:ascii="Arial" w:hAnsi="Arial" w:cs="Arial"/>
+          <w:b/>
+          <w:sz w:val="24"/>
+          <w:szCs w:val="24"/>
+        </w:rPr>
+        <w:t>RESUMO DO</w:t>
+      </w:r>
+      <w:r>
+        <w:rPr>
+          <w:rFonts w:ascii="Arial" w:hAnsi="Arial" w:cs="Arial"/>
+          <w:b/>
+          <w:sz w:val="24"/>
+          <w:szCs w:val="24"/>
+        </w:rPr>
+        <w:t xml:space="preserve"> </w:t>
+      </w:r>
+      <w:r>
+        <w:rPr>
+          <w:rFonts w:ascii="Arial" w:hAnsi="Arial" w:cs="Arial"/>
+          <w:b/>
+          <w:sz w:val="24"/>
+          <w:szCs w:val="24"/>
+        </w:rPr>
+        <w:t xml:space="preserve">PROJETO </w:t>
+      </w:r>
+      <w:r>
+        <w:rPr>
+          <w:rFonts w:ascii="Arial" w:hAnsi="Arial" w:cs="Arial"/>
+          <w:sz w:val="24"/>
+          <w:szCs w:val="24"/>
         </w:rPr>
         <w:t>(</w:t>
       </w:r>
       <w:r>
         <w:rPr>
           <w:rFonts w:ascii="Arial" w:hAnsi="Arial" w:cs="Arial"/>
-          <w:b/>
-          <w:sz w:val="24"/>
-          <w:szCs w:val="24"/>
-          <w:u w:val="single"/>
-        </w:rPr>
-        <w:t>AMA</w:t>
-      </w:r>
-      <w:r>
-        <w:rPr>
-          <w:rFonts w:ascii="Arial" w:hAnsi="Arial" w:cs="Arial"/>
-          <w:b/>
-          <w:sz w:val="24"/>
-          <w:szCs w:val="24"/>
-          <w:u w:val="single"/>
-        </w:rPr>
-        <w:t xml:space="preserve">) </w:t>
-      </w:r>
-      <w:r>
-        <w:rPr>
-          <w:rFonts w:ascii="Arial" w:hAnsi="Arial" w:cs="Arial"/>
-          <w:b/>
-          <w:sz w:val="24"/>
-          <w:szCs w:val="24"/>
-          <w:u w:val="single"/>
-        </w:rPr>
-        <w:t xml:space="preserve">ONG </w:t>
-      </w:r>
-    </w:p>
-    <w:p>
-      <w:pPr>
-        <w:spacing w:after="0" w:line="240" w:lineRule="auto"/>
-        <w:rPr>
-          <w:rFonts w:ascii="Arial" w:hAnsi="Arial" w:cs="Arial"/>
-          <w:b/>
-          <w:sz w:val="24"/>
-          <w:szCs w:val="24"/>
-          <w:u w:val="single"/>
-        </w:rPr>
-      </w:pPr>
-    </w:p>
-    <w:p>
-      <w:pPr>
-        <w:spacing w:after="0" w:line="240" w:lineRule="auto"/>
-        <w:jc w:val="both"/>
-        <w:rPr>
-          <w:rFonts w:ascii="Arial" w:hAnsi="Arial" w:cs="Arial"/>
-          <w:sz w:val="24"/>
-          <w:szCs w:val="24"/>
-          <w:u w:val="single"/>
-        </w:rPr>
-      </w:pPr>
-      <w:r>
-        <w:rPr>
-          <w:rFonts w:ascii="Arial" w:hAnsi="Arial" w:cs="Arial"/>
-          <w:b/>
-          <w:sz w:val="24"/>
-          <w:szCs w:val="24"/>
-          <w:u w:val="single"/>
-        </w:rPr>
-        <w:t>3.</w:t>
-      </w:r>
-      <w:r>
-        <w:rPr>
-          <w:rFonts w:ascii="Arial" w:hAnsi="Arial" w:cs="Arial"/>
-          <w:b/>
-          <w:sz w:val="24"/>
-          <w:szCs w:val="24"/>
-          <w:u w:val="single"/>
-        </w:rPr>
-        <w:t xml:space="preserve"> </w:t>
-      </w:r>
-      <w:r>
-        <w:rPr>
-          <w:rFonts w:ascii="Arial" w:hAnsi="Arial" w:cs="Arial"/>
-          <w:b/>
-          <w:sz w:val="24"/>
-          <w:szCs w:val="24"/>
-          <w:u w:val="single"/>
-        </w:rPr>
-        <w:t>RESUMO DO</w:t>
-      </w:r>
-      <w:r>
-        <w:rPr>
-          <w:rFonts w:ascii="Arial" w:hAnsi="Arial" w:cs="Arial"/>
-          <w:b/>
-          <w:sz w:val="24"/>
-          <w:szCs w:val="24"/>
-          <w:u w:val="single"/>
-        </w:rPr>
-        <w:t xml:space="preserve"> </w:t>
-      </w:r>
-      <w:r>
-        <w:rPr>
-          <w:rFonts w:ascii="Arial" w:hAnsi="Arial" w:cs="Arial"/>
-          <w:b/>
-          <w:sz w:val="24"/>
-          <w:szCs w:val="24"/>
-          <w:u w:val="single"/>
-        </w:rPr>
-        <w:t xml:space="preserve">PROJETO </w:t>
-      </w:r>
-      <w:r>
-        <w:rPr>
-          <w:rFonts w:ascii="Arial" w:hAnsi="Arial" w:cs="Arial"/>
-          <w:sz w:val="24"/>
-          <w:szCs w:val="24"/>
-          <w:u w:val="single"/>
-        </w:rPr>
-        <w:t>(</w:t>
-      </w:r>
-      <w:r>
-        <w:rPr>
-          <w:rFonts w:ascii="Arial" w:hAnsi="Arial" w:cs="Arial"/>
-          <w:sz w:val="24"/>
-          <w:szCs w:val="24"/>
-          <w:u w:val="single"/>
+          <w:sz w:val="24"/>
+          <w:szCs w:val="24"/>
         </w:rPr>
         <w:t>b</w:t>
       </w:r>
@@ -602,7 +511,6 @@
           <w:rFonts w:ascii="Arial" w:hAnsi="Arial" w:cs="Arial"/>
           <w:sz w:val="24"/>
           <w:szCs w:val="24"/>
-          <w:u w:val="single"/>
         </w:rPr>
         <w:t>reve descrição da proposta de projeto)</w:t>
       </w:r>
@@ -621,16 +529,14 @@
           <w:bCs/>
           <w:sz w:val="24"/>
           <w:szCs w:val="24"/>
-          <w:u w:val="single"/>
-        </w:rPr>
-      </w:pPr>
-      <w:r>
-        <w:rPr>
-          <w:rFonts w:ascii="Arial" w:hAnsi="Arial" w:cs="Arial"/>
-          <w:bCs/>
-          <w:sz w:val="24"/>
-          <w:szCs w:val="24"/>
-          <w:u w:val="single"/>
+        </w:rPr>
+      </w:pPr>
+      <w:r>
+        <w:rPr>
+          <w:rFonts w:ascii="Arial" w:hAnsi="Arial" w:cs="Arial"/>
+          <w:bCs/>
+          <w:sz w:val="24"/>
+          <w:szCs w:val="24"/>
         </w:rPr>
         <w:t xml:space="preserve">O projeto consiste na criação e implementação de um sistema Web moderno e responsivo para a </w:t>
       </w:r>
@@ -640,7 +546,6 @@
           <w:b/>
           <w:sz w:val="24"/>
           <w:szCs w:val="24"/>
-          <w:u w:val="single"/>
         </w:rPr>
         <w:t>Instituição Associação Palmira Gobbi Amigo dos Amigos (AMA) ONG</w:t>
       </w:r>
@@ -650,7 +555,6 @@
           <w:bCs/>
           <w:sz w:val="24"/>
           <w:szCs w:val="24"/>
-          <w:u w:val="single"/>
         </w:rPr>
         <w:t xml:space="preserve">, </w:t>
       </w:r>
@@ -660,7 +564,6 @@
           <w:bCs/>
           <w:sz w:val="24"/>
           <w:szCs w:val="24"/>
-          <w:u w:val="single"/>
         </w:rPr>
         <w:t>com o intuito de digitalizar seus processos, aumentar sua visibilidade digital e facilitar a comunicação com a comunidade atendida.</w:t>
       </w:r>
@@ -674,7 +577,6 @@
           <w:b/>
           <w:sz w:val="24"/>
           <w:szCs w:val="24"/>
-          <w:u w:val="single"/>
         </w:rPr>
       </w:pPr>
     </w:p>
@@ -687,16 +589,14 @@
           <w:b/>
           <w:sz w:val="24"/>
           <w:szCs w:val="24"/>
-          <w:u w:val="single"/>
-        </w:rPr>
-      </w:pPr>
-      <w:r>
-        <w:rPr>
-          <w:rFonts w:ascii="Arial" w:hAnsi="Arial" w:cs="Arial"/>
-          <w:b/>
-          <w:sz w:val="24"/>
-          <w:szCs w:val="24"/>
-          <w:u w:val="single"/>
+        </w:rPr>
+      </w:pPr>
+      <w:r>
+        <w:rPr>
+          <w:rFonts w:ascii="Arial" w:hAnsi="Arial" w:cs="Arial"/>
+          <w:b/>
+          <w:sz w:val="24"/>
+          <w:szCs w:val="24"/>
         </w:rPr>
         <w:t>4.</w:t>
       </w:r>
@@ -706,7 +606,6 @@
           <w:b/>
           <w:sz w:val="24"/>
           <w:szCs w:val="24"/>
-          <w:u w:val="single"/>
         </w:rPr>
         <w:t xml:space="preserve"> JUSTIFICATIVA </w:t>
       </w:r>
@@ -716,7 +615,6 @@
           <w:b/>
           <w:sz w:val="24"/>
           <w:szCs w:val="24"/>
-          <w:u w:val="single"/>
         </w:rPr>
         <w:t>(</w:t>
       </w:r>
@@ -725,7 +623,6 @@
           <w:rFonts w:ascii="Arial" w:hAnsi="Arial" w:cs="Arial"/>
           <w:sz w:val="24"/>
           <w:szCs w:val="24"/>
-          <w:u w:val="single"/>
         </w:rPr>
         <w:t>a</w:t>
       </w:r>
@@ -735,7 +632,6 @@
           <w:bCs/>
           <w:sz w:val="24"/>
           <w:szCs w:val="24"/>
-          <w:u w:val="single"/>
         </w:rPr>
         <w:t>presentar os</w:t>
       </w:r>
@@ -745,7 +641,6 @@
           <w:b/>
           <w:sz w:val="24"/>
           <w:szCs w:val="24"/>
-          <w:u w:val="single"/>
         </w:rPr>
         <w:t xml:space="preserve"> </w:t>
       </w:r>
@@ -754,7 +649,6 @@
           <w:rFonts w:ascii="Arial" w:hAnsi="Arial" w:cs="Arial"/>
           <w:sz w:val="24"/>
           <w:szCs w:val="24"/>
-          <w:u w:val="single"/>
         </w:rPr>
         <w:t xml:space="preserve">motivos que </w:t>
       </w:r>
@@ -763,7 +657,6 @@
           <w:rFonts w:ascii="Arial" w:hAnsi="Arial" w:cs="Arial"/>
           <w:sz w:val="24"/>
           <w:szCs w:val="24"/>
-          <w:u w:val="single"/>
         </w:rPr>
         <w:t>justificam a implantação do</w:t>
       </w:r>
@@ -772,7 +665,6 @@
           <w:rFonts w:ascii="Arial" w:hAnsi="Arial" w:cs="Arial"/>
           <w:sz w:val="24"/>
           <w:szCs w:val="24"/>
-          <w:u w:val="single"/>
         </w:rPr>
         <w:t xml:space="preserve"> projeto; descrever</w:t>
       </w:r>
@@ -781,7 +673,6 @@
           <w:rFonts w:ascii="Arial" w:hAnsi="Arial" w:cs="Arial"/>
           <w:sz w:val="24"/>
           <w:szCs w:val="24"/>
-          <w:u w:val="single"/>
         </w:rPr>
         <w:t xml:space="preserve">, se houver, </w:t>
       </w:r>
@@ -790,7 +681,6 @@
           <w:rFonts w:ascii="Arial" w:hAnsi="Arial" w:cs="Arial"/>
           <w:sz w:val="24"/>
           <w:szCs w:val="24"/>
-          <w:u w:val="single"/>
         </w:rPr>
         <w:t xml:space="preserve">a linha do Projeto Pedagógico do(s) Curso(s) </w:t>
       </w:r>
@@ -799,7 +689,6 @@
           <w:rFonts w:ascii="Arial" w:hAnsi="Arial" w:cs="Arial"/>
           <w:sz w:val="24"/>
           <w:szCs w:val="24"/>
-          <w:u w:val="single"/>
         </w:rPr>
         <w:t>ao qual está</w:t>
       </w:r>
@@ -808,7 +697,6 @@
           <w:rFonts w:ascii="Arial" w:hAnsi="Arial" w:cs="Arial"/>
           <w:sz w:val="24"/>
           <w:szCs w:val="24"/>
-          <w:u w:val="single"/>
         </w:rPr>
         <w:t xml:space="preserve"> vinculado o projeto de Extensão</w:t>
       </w:r>
@@ -818,7 +706,6 @@
           <w:b/>
           <w:sz w:val="24"/>
           <w:szCs w:val="24"/>
-          <w:u w:val="single"/>
         </w:rPr>
         <w:t>).</w:t>
       </w:r>
@@ -837,16 +724,14 @@
           <w:bCs/>
           <w:sz w:val="24"/>
           <w:szCs w:val="24"/>
-          <w:u w:val="single"/>
-        </w:rPr>
-      </w:pPr>
-      <w:r>
-        <w:rPr>
-          <w:rFonts w:ascii="Arial" w:hAnsi="Arial" w:cs="Arial"/>
-          <w:bCs/>
-          <w:sz w:val="24"/>
-          <w:szCs w:val="24"/>
-          <w:u w:val="single"/>
+        </w:rPr>
+      </w:pPr>
+      <w:r>
+        <w:rPr>
+          <w:rFonts w:ascii="Arial" w:hAnsi="Arial" w:cs="Arial"/>
+          <w:bCs/>
+          <w:sz w:val="24"/>
+          <w:szCs w:val="24"/>
         </w:rPr>
         <w:t>O projeto justifica-se pela necessidade de modernização tecnológica das organizações do terceiro setor. O sistema web otimizará o tempo dos voluntários e aplicará na prática os conceitos vistos na disciplina de Programação Web, unindo o aprendizado acadêmico à responsabilidade social.</w:t>
       </w:r>
@@ -860,7 +745,6 @@
           <w:b/>
           <w:sz w:val="24"/>
           <w:szCs w:val="24"/>
-          <w:u w:val="single"/>
         </w:rPr>
       </w:pPr>
     </w:p>
@@ -872,16 +756,14 @@
           <w:rFonts w:ascii="Arial" w:hAnsi="Arial" w:cs="Arial"/>
           <w:sz w:val="24"/>
           <w:szCs w:val="24"/>
-          <w:u w:val="single"/>
-        </w:rPr>
-      </w:pPr>
-      <w:r>
-        <w:rPr>
-          <w:rFonts w:ascii="Arial" w:hAnsi="Arial" w:cs="Arial"/>
-          <w:b/>
-          <w:sz w:val="24"/>
-          <w:szCs w:val="24"/>
-          <w:u w:val="single"/>
+        </w:rPr>
+      </w:pPr>
+      <w:r>
+        <w:rPr>
+          <w:rFonts w:ascii="Arial" w:hAnsi="Arial" w:cs="Arial"/>
+          <w:b/>
+          <w:sz w:val="24"/>
+          <w:szCs w:val="24"/>
         </w:rPr>
         <w:t>5.</w:t>
       </w:r>
@@ -891,7 +773,6 @@
           <w:b/>
           <w:sz w:val="24"/>
           <w:szCs w:val="24"/>
-          <w:u w:val="single"/>
         </w:rPr>
         <w:t xml:space="preserve"> DIAGNÓSTICO </w:t>
       </w:r>
@@ -901,7 +782,6 @@
           <w:b/>
           <w:sz w:val="24"/>
           <w:szCs w:val="24"/>
-          <w:u w:val="single"/>
         </w:rPr>
         <w:t xml:space="preserve">DA REALIDADE </w:t>
       </w:r>
@@ -910,7 +790,6 @@
           <w:rFonts w:ascii="Arial" w:hAnsi="Arial" w:cs="Arial"/>
           <w:sz w:val="24"/>
           <w:szCs w:val="24"/>
-          <w:u w:val="single"/>
         </w:rPr>
         <w:t>(</w:t>
       </w:r>
@@ -919,7 +798,6 @@
           <w:rFonts w:ascii="Arial" w:hAnsi="Arial" w:cs="Arial"/>
           <w:sz w:val="24"/>
           <w:szCs w:val="24"/>
-          <w:u w:val="single"/>
         </w:rPr>
         <w:t>descriç</w:t>
       </w:r>
@@ -928,7 +806,6 @@
           <w:rFonts w:ascii="Arial" w:hAnsi="Arial" w:cs="Arial"/>
           <w:sz w:val="24"/>
           <w:szCs w:val="24"/>
-          <w:u w:val="single"/>
         </w:rPr>
         <w:t xml:space="preserve">ão </w:t>
       </w:r>
@@ -937,7 +814,6 @@
           <w:rFonts w:ascii="Arial" w:hAnsi="Arial" w:cs="Arial"/>
           <w:sz w:val="24"/>
           <w:szCs w:val="24"/>
-          <w:u w:val="single"/>
         </w:rPr>
         <w:t>da relação com a comunidade na qual será desenvolvid</w:t>
       </w:r>
@@ -946,7 +822,6 @@
           <w:rFonts w:ascii="Arial" w:hAnsi="Arial" w:cs="Arial"/>
           <w:sz w:val="24"/>
           <w:szCs w:val="24"/>
-          <w:u w:val="single"/>
         </w:rPr>
         <w:t>o o projeto</w:t>
       </w:r>
@@ -955,7 +830,6 @@
           <w:rFonts w:ascii="Arial" w:hAnsi="Arial" w:cs="Arial"/>
           <w:sz w:val="24"/>
           <w:szCs w:val="24"/>
-          <w:u w:val="single"/>
         </w:rPr>
         <w:t xml:space="preserve">; </w:t>
       </w:r>
@@ -964,7 +838,6 @@
           <w:rFonts w:ascii="Arial" w:hAnsi="Arial" w:cs="Arial"/>
           <w:sz w:val="24"/>
           <w:szCs w:val="24"/>
-          <w:u w:val="single"/>
         </w:rPr>
         <w:t xml:space="preserve">citar </w:t>
       </w:r>
@@ -973,7 +846,6 @@
           <w:rFonts w:ascii="Arial" w:hAnsi="Arial" w:cs="Arial"/>
           <w:sz w:val="24"/>
           <w:szCs w:val="24"/>
-          <w:u w:val="single"/>
         </w:rPr>
         <w:t xml:space="preserve">atividades anteriores que justifiquem a proposta do projeto e/ou a apresentação da demanda que originou </w:t>
       </w:r>
@@ -982,7 +854,6 @@
           <w:rFonts w:ascii="Arial" w:hAnsi="Arial" w:cs="Arial"/>
           <w:sz w:val="24"/>
           <w:szCs w:val="24"/>
-          <w:u w:val="single"/>
         </w:rPr>
         <w:t>o</w:t>
       </w:r>
@@ -991,7 +862,6 @@
           <w:rFonts w:ascii="Arial" w:hAnsi="Arial" w:cs="Arial"/>
           <w:sz w:val="24"/>
           <w:szCs w:val="24"/>
-          <w:u w:val="single"/>
         </w:rPr>
         <w:t xml:space="preserve"> projeto)</w:t>
       </w:r>
@@ -1010,16 +880,14 @@
           <w:bCs/>
           <w:sz w:val="24"/>
           <w:szCs w:val="24"/>
-          <w:u w:val="single"/>
-        </w:rPr>
-      </w:pPr>
-      <w:r>
-        <w:rPr>
-          <w:rFonts w:ascii="Arial" w:hAnsi="Arial" w:cs="Arial"/>
-          <w:bCs/>
-          <w:sz w:val="24"/>
-          <w:szCs w:val="24"/>
-          <w:u w:val="single"/>
+        </w:rPr>
+      </w:pPr>
+      <w:r>
+        <w:rPr>
+          <w:rFonts w:ascii="Arial" w:hAnsi="Arial" w:cs="Arial"/>
+          <w:bCs/>
+          <w:sz w:val="24"/>
+          <w:szCs w:val="24"/>
         </w:rPr>
         <w:t xml:space="preserve">A </w:t>
       </w:r>
@@ -1029,7 +897,6 @@
           <w:b/>
           <w:sz w:val="24"/>
           <w:szCs w:val="24"/>
-          <w:u w:val="single"/>
         </w:rPr>
         <w:t>Instituição Associação Palmira Gobbi Amigo dos Amigos (AMA) ONG</w:t>
       </w:r>
@@ -1039,7 +906,6 @@
           <w:bCs/>
           <w:sz w:val="24"/>
           <w:szCs w:val="24"/>
-          <w:u w:val="single"/>
         </w:rPr>
         <w:t xml:space="preserve"> </w:t>
       </w:r>
@@ -1049,7 +915,6 @@
           <w:bCs/>
           <w:sz w:val="24"/>
           <w:szCs w:val="24"/>
-          <w:u w:val="single"/>
         </w:rPr>
         <w:t>atualmente realiza seus processos de forma manual, o que limita seu alcance e eficiência operacional. A demanda surgiu em reuniões prévias onde identificou-se a necessidade de uma plataforma centralizada.</w:t>
       </w:r>
@@ -1063,7 +928,6 @@
           <w:b/>
           <w:sz w:val="24"/>
           <w:szCs w:val="24"/>
-          <w:u w:val="single"/>
         </w:rPr>
       </w:pPr>
     </w:p>
@@ -1076,16 +940,14 @@
           <w:b/>
           <w:sz w:val="24"/>
           <w:szCs w:val="24"/>
-          <w:u w:val="single"/>
-        </w:rPr>
-      </w:pPr>
-      <w:r>
-        <w:rPr>
-          <w:rFonts w:ascii="Arial" w:hAnsi="Arial" w:cs="Arial"/>
-          <w:b/>
-          <w:sz w:val="24"/>
-          <w:szCs w:val="24"/>
-          <w:u w:val="single"/>
+        </w:rPr>
+      </w:pPr>
+      <w:r>
+        <w:rPr>
+          <w:rFonts w:ascii="Arial" w:hAnsi="Arial" w:cs="Arial"/>
+          <w:b/>
+          <w:sz w:val="24"/>
+          <w:szCs w:val="24"/>
         </w:rPr>
         <w:t xml:space="preserve">6. </w:t>
       </w:r>
@@ -1095,7 +957,6 @@
           <w:b/>
           <w:sz w:val="24"/>
           <w:szCs w:val="24"/>
-          <w:u w:val="single"/>
         </w:rPr>
         <w:t xml:space="preserve"> OBJETIVOS (geral e específicos)</w:t>
       </w:r>
@@ -1114,16 +975,14 @@
           <w:b/>
           <w:sz w:val="24"/>
           <w:szCs w:val="24"/>
-          <w:u w:val="single"/>
-        </w:rPr>
-      </w:pPr>
-      <w:r>
-        <w:rPr>
-          <w:rFonts w:ascii="Arial" w:hAnsi="Arial" w:cs="Arial"/>
-          <w:b/>
-          <w:sz w:val="24"/>
-          <w:szCs w:val="24"/>
-          <w:u w:val="single"/>
+        </w:rPr>
+      </w:pPr>
+      <w:r>
+        <w:rPr>
+          <w:rFonts w:ascii="Arial" w:hAnsi="Arial" w:cs="Arial"/>
+          <w:b/>
+          <w:sz w:val="24"/>
+          <w:szCs w:val="24"/>
         </w:rPr>
         <w:t>Geral:</w:t>
       </w:r>
@@ -1142,16 +1001,14 @@
           <w:bCs/>
           <w:sz w:val="24"/>
           <w:szCs w:val="24"/>
-          <w:u w:val="single"/>
-        </w:rPr>
-      </w:pPr>
-      <w:r>
-        <w:rPr>
-          <w:rFonts w:ascii="Arial" w:hAnsi="Arial" w:cs="Arial"/>
-          <w:bCs/>
-          <w:sz w:val="24"/>
-          <w:szCs w:val="24"/>
-          <w:u w:val="single"/>
+        </w:rPr>
+      </w:pPr>
+      <w:r>
+        <w:rPr>
+          <w:rFonts w:ascii="Arial" w:hAnsi="Arial" w:cs="Arial"/>
+          <w:bCs/>
+          <w:sz w:val="24"/>
+          <w:szCs w:val="24"/>
         </w:rPr>
         <w:t xml:space="preserve">Desenvolver e implementar um sistema Web funcional para a </w:t>
       </w:r>
@@ -1161,7 +1018,6 @@
           <w:b/>
           <w:sz w:val="24"/>
           <w:szCs w:val="24"/>
-          <w:u w:val="single"/>
         </w:rPr>
         <w:t>Instituição Associação Palmira Gobbi Amigo dos Amigos (AMA) ONG</w:t>
       </w:r>
@@ -1171,7 +1027,6 @@
           <w:bCs/>
           <w:sz w:val="24"/>
           <w:szCs w:val="24"/>
-          <w:u w:val="single"/>
         </w:rPr>
         <w:t>.</w:t>
       </w:r>
@@ -1190,16 +1045,14 @@
           <w:b/>
           <w:sz w:val="24"/>
           <w:szCs w:val="24"/>
-          <w:u w:val="single"/>
-        </w:rPr>
-      </w:pPr>
-      <w:r>
-        <w:rPr>
-          <w:rFonts w:ascii="Arial" w:hAnsi="Arial" w:cs="Arial"/>
-          <w:b/>
-          <w:sz w:val="24"/>
-          <w:szCs w:val="24"/>
-          <w:u w:val="single"/>
+        </w:rPr>
+      </w:pPr>
+      <w:r>
+        <w:rPr>
+          <w:rFonts w:ascii="Arial" w:hAnsi="Arial" w:cs="Arial"/>
+          <w:b/>
+          <w:sz w:val="24"/>
+          <w:szCs w:val="24"/>
         </w:rPr>
         <w:t>Específicos:</w:t>
       </w:r>
@@ -1218,16 +1071,14 @@
           <w:bCs/>
           <w:sz w:val="24"/>
           <w:szCs w:val="24"/>
-          <w:u w:val="single"/>
-        </w:rPr>
-      </w:pPr>
-      <w:r>
-        <w:rPr>
-          <w:rFonts w:ascii="Arial" w:hAnsi="Arial" w:cs="Arial"/>
-          <w:bCs/>
-          <w:sz w:val="24"/>
-          <w:szCs w:val="24"/>
-          <w:u w:val="single"/>
+        </w:rPr>
+      </w:pPr>
+      <w:r>
+        <w:rPr>
+          <w:rFonts w:ascii="Arial" w:hAnsi="Arial" w:cs="Arial"/>
+          <w:bCs/>
+          <w:sz w:val="24"/>
+          <w:szCs w:val="24"/>
         </w:rPr>
         <w:t>Realizar o levantamento de requisitos com a instituição;</w:t>
       </w:r>
@@ -1246,16 +1097,14 @@
           <w:bCs/>
           <w:sz w:val="24"/>
           <w:szCs w:val="24"/>
-          <w:u w:val="single"/>
-        </w:rPr>
-      </w:pPr>
-      <w:r>
-        <w:rPr>
-          <w:rFonts w:ascii="Arial" w:hAnsi="Arial" w:cs="Arial"/>
-          <w:bCs/>
-          <w:sz w:val="24"/>
-          <w:szCs w:val="24"/>
-          <w:u w:val="single"/>
+        </w:rPr>
+      </w:pPr>
+      <w:r>
+        <w:rPr>
+          <w:rFonts w:ascii="Arial" w:hAnsi="Arial" w:cs="Arial"/>
+          <w:bCs/>
+          <w:sz w:val="24"/>
+          <w:szCs w:val="24"/>
         </w:rPr>
         <w:t>Criar protótipos de alta fidelidade;</w:t>
       </w:r>
@@ -1274,16 +1123,14 @@
           <w:bCs/>
           <w:sz w:val="24"/>
           <w:szCs w:val="24"/>
-          <w:u w:val="single"/>
-        </w:rPr>
-      </w:pPr>
-      <w:r>
-        <w:rPr>
-          <w:rFonts w:ascii="Arial" w:hAnsi="Arial" w:cs="Arial"/>
-          <w:bCs/>
-          <w:sz w:val="24"/>
-          <w:szCs w:val="24"/>
-          <w:u w:val="single"/>
+        </w:rPr>
+      </w:pPr>
+      <w:r>
+        <w:rPr>
+          <w:rFonts w:ascii="Arial" w:hAnsi="Arial" w:cs="Arial"/>
+          <w:bCs/>
+          <w:sz w:val="24"/>
+          <w:szCs w:val="24"/>
         </w:rPr>
         <w:t>Desenvolver o Front-</w:t>
       </w:r>
@@ -1294,7 +1141,6 @@
           <w:bCs/>
           <w:sz w:val="24"/>
           <w:szCs w:val="24"/>
-          <w:u w:val="single"/>
         </w:rPr>
         <w:t>end</w:t>
       </w:r>
@@ -1305,7 +1151,6 @@
           <w:bCs/>
           <w:sz w:val="24"/>
           <w:szCs w:val="24"/>
-          <w:u w:val="single"/>
         </w:rPr>
         <w:t xml:space="preserve"> e Back-</w:t>
       </w:r>
@@ -1316,7 +1161,6 @@
           <w:bCs/>
           <w:sz w:val="24"/>
           <w:szCs w:val="24"/>
-          <w:u w:val="single"/>
         </w:rPr>
         <w:t>end</w:t>
       </w:r>
@@ -1327,7 +1171,6 @@
           <w:bCs/>
           <w:sz w:val="24"/>
           <w:szCs w:val="24"/>
-          <w:u w:val="single"/>
         </w:rPr>
         <w:t xml:space="preserve"> da aplicação;</w:t>
       </w:r>
@@ -1346,16 +1189,14 @@
           <w:bCs/>
           <w:sz w:val="24"/>
           <w:szCs w:val="24"/>
-          <w:u w:val="single"/>
-        </w:rPr>
-      </w:pPr>
-      <w:r>
-        <w:rPr>
-          <w:rFonts w:ascii="Arial" w:hAnsi="Arial" w:cs="Arial"/>
-          <w:bCs/>
-          <w:sz w:val="24"/>
-          <w:szCs w:val="24"/>
-          <w:u w:val="single"/>
+        </w:rPr>
+      </w:pPr>
+      <w:r>
+        <w:rPr>
+          <w:rFonts w:ascii="Arial" w:hAnsi="Arial" w:cs="Arial"/>
+          <w:bCs/>
+          <w:sz w:val="24"/>
+          <w:szCs w:val="24"/>
         </w:rPr>
         <w:t xml:space="preserve">Realizar testes e </w:t>
       </w:r>
@@ -1366,7 +1207,6 @@
           <w:bCs/>
           <w:sz w:val="24"/>
           <w:szCs w:val="24"/>
-          <w:u w:val="single"/>
         </w:rPr>
         <w:t>deploy</w:t>
       </w:r>
@@ -1377,7 +1217,6 @@
           <w:bCs/>
           <w:sz w:val="24"/>
           <w:szCs w:val="24"/>
-          <w:u w:val="single"/>
         </w:rPr>
         <w:t xml:space="preserve"> do sistema.</w:t>
       </w:r>
@@ -1392,7 +1231,6 @@
           <w:rFonts w:ascii="Arial" w:hAnsi="Arial" w:cs="Arial"/>
           <w:sz w:val="24"/>
           <w:szCs w:val="24"/>
-          <w:u w:val="single"/>
         </w:rPr>
       </w:pPr>
     </w:p>
@@ -1406,16 +1244,14 @@
           <w:rFonts w:ascii="Arial" w:hAnsi="Arial" w:cs="Arial"/>
           <w:sz w:val="24"/>
           <w:szCs w:val="24"/>
-          <w:u w:val="single"/>
-        </w:rPr>
-      </w:pPr>
-      <w:r>
-        <w:rPr>
-          <w:rFonts w:ascii="Arial" w:hAnsi="Arial" w:cs="Arial"/>
-          <w:b/>
-          <w:sz w:val="24"/>
-          <w:szCs w:val="24"/>
-          <w:u w:val="single"/>
+        </w:rPr>
+      </w:pPr>
+      <w:r>
+        <w:rPr>
+          <w:rFonts w:ascii="Arial" w:hAnsi="Arial" w:cs="Arial"/>
+          <w:b/>
+          <w:sz w:val="24"/>
+          <w:szCs w:val="24"/>
         </w:rPr>
         <w:t xml:space="preserve">7. </w:t>
       </w:r>
@@ -1425,7 +1261,6 @@
           <w:b/>
           <w:sz w:val="24"/>
           <w:szCs w:val="24"/>
-          <w:u w:val="single"/>
         </w:rPr>
         <w:t xml:space="preserve">PÚBLICO ALVO </w:t>
       </w:r>
@@ -1434,7 +1269,6 @@
           <w:rFonts w:ascii="Arial" w:hAnsi="Arial" w:cs="Arial"/>
           <w:sz w:val="24"/>
           <w:szCs w:val="24"/>
-          <w:u w:val="single"/>
         </w:rPr>
         <w:t>(detalhamento do perfil socioeconômico da comunidade beneficiada)</w:t>
       </w:r>
@@ -1455,16 +1289,14 @@
           <w:bCs/>
           <w:sz w:val="24"/>
           <w:szCs w:val="24"/>
-          <w:u w:val="single"/>
-        </w:rPr>
-      </w:pPr>
-      <w:r>
-        <w:rPr>
-          <w:rFonts w:ascii="Arial" w:hAnsi="Arial" w:cs="Arial"/>
-          <w:bCs/>
-          <w:sz w:val="24"/>
-          <w:szCs w:val="24"/>
-          <w:u w:val="single"/>
+        </w:rPr>
+      </w:pPr>
+      <w:r>
+        <w:rPr>
+          <w:rFonts w:ascii="Arial" w:hAnsi="Arial" w:cs="Arial"/>
+          <w:bCs/>
+          <w:sz w:val="24"/>
+          <w:szCs w:val="24"/>
         </w:rPr>
         <w:lastRenderedPageBreak/>
         <w:t>Voluntários, administradores</w:t>
@@ -1475,7 +1307,6 @@
           <w:bCs/>
           <w:sz w:val="24"/>
           <w:szCs w:val="24"/>
-          <w:u w:val="single"/>
         </w:rPr>
         <w:t xml:space="preserve"> da </w:t>
       </w:r>
@@ -1485,7 +1316,6 @@
           <w:b/>
           <w:sz w:val="24"/>
           <w:szCs w:val="24"/>
-          <w:u w:val="single"/>
         </w:rPr>
         <w:t>Instituição Associação Palmira Gobbi Amigo dos Amigos (AMA) ONG</w:t>
       </w:r>
@@ -1495,7 +1325,6 @@
           <w:bCs/>
           <w:sz w:val="24"/>
           <w:szCs w:val="24"/>
-          <w:u w:val="single"/>
         </w:rPr>
         <w:t xml:space="preserve"> e a comunidade local que se beneficia dos serviços da instituição.</w:t>
       </w:r>
@@ -1511,7 +1340,6 @@
           <w:b/>
           <w:sz w:val="24"/>
           <w:szCs w:val="24"/>
-          <w:u w:val="single"/>
         </w:rPr>
       </w:pPr>
     </w:p>
@@ -1525,16 +1353,14 @@
           <w:rFonts w:ascii="Arial" w:hAnsi="Arial" w:cs="Arial"/>
           <w:sz w:val="24"/>
           <w:szCs w:val="24"/>
-          <w:u w:val="single"/>
-        </w:rPr>
-      </w:pPr>
-      <w:r>
-        <w:rPr>
-          <w:rFonts w:ascii="Arial" w:hAnsi="Arial" w:cs="Arial"/>
-          <w:b/>
-          <w:sz w:val="24"/>
-          <w:szCs w:val="24"/>
-          <w:u w:val="single"/>
+        </w:rPr>
+      </w:pPr>
+      <w:r>
+        <w:rPr>
+          <w:rFonts w:ascii="Arial" w:hAnsi="Arial" w:cs="Arial"/>
+          <w:b/>
+          <w:sz w:val="24"/>
+          <w:szCs w:val="24"/>
         </w:rPr>
         <w:t xml:space="preserve">8. </w:t>
       </w:r>
@@ -1544,7 +1370,6 @@
           <w:b/>
           <w:sz w:val="24"/>
           <w:szCs w:val="24"/>
-          <w:u w:val="single"/>
         </w:rPr>
         <w:t xml:space="preserve">METODOLOGIA </w:t>
       </w:r>
@@ -1553,7 +1378,6 @@
           <w:rFonts w:ascii="Arial" w:hAnsi="Arial" w:cs="Arial"/>
           <w:sz w:val="24"/>
           <w:szCs w:val="24"/>
-          <w:u w:val="single"/>
         </w:rPr>
         <w:t xml:space="preserve">(deve </w:t>
       </w:r>
@@ -1562,7 +1386,6 @@
           <w:rFonts w:ascii="Arial" w:hAnsi="Arial" w:cs="Arial"/>
           <w:sz w:val="24"/>
           <w:szCs w:val="24"/>
-          <w:u w:val="single"/>
         </w:rPr>
         <w:t xml:space="preserve">estar </w:t>
       </w:r>
@@ -1571,7 +1394,6 @@
           <w:rFonts w:ascii="Arial" w:hAnsi="Arial" w:cs="Arial"/>
           <w:sz w:val="24"/>
           <w:szCs w:val="24"/>
-          <w:u w:val="single"/>
         </w:rPr>
         <w:t>correlacionado</w:t>
       </w:r>
@@ -1580,7 +1402,6 @@
           <w:rFonts w:ascii="Arial" w:hAnsi="Arial" w:cs="Arial"/>
           <w:sz w:val="24"/>
           <w:szCs w:val="24"/>
-          <w:u w:val="single"/>
         </w:rPr>
         <w:t xml:space="preserve"> com objetivo geral e objetivos específicos</w:t>
       </w:r>
@@ -1589,7 +1410,6 @@
           <w:rFonts w:ascii="Arial" w:hAnsi="Arial" w:cs="Arial"/>
           <w:sz w:val="24"/>
           <w:szCs w:val="24"/>
-          <w:u w:val="single"/>
         </w:rPr>
         <w:t xml:space="preserve"> do projeto, </w:t>
       </w:r>
@@ -1598,7 +1418,6 @@
           <w:rFonts w:ascii="Arial" w:hAnsi="Arial" w:cs="Arial"/>
           <w:sz w:val="24"/>
           <w:szCs w:val="24"/>
-          <w:u w:val="single"/>
         </w:rPr>
         <w:t xml:space="preserve">bem </w:t>
       </w:r>
@@ -1607,7 +1426,6 @@
           <w:rFonts w:ascii="Arial" w:hAnsi="Arial" w:cs="Arial"/>
           <w:sz w:val="24"/>
           <w:szCs w:val="24"/>
-          <w:u w:val="single"/>
         </w:rPr>
         <w:t xml:space="preserve">como </w:t>
       </w:r>
@@ -1617,7 +1435,6 @@
           <w:rFonts w:ascii="Arial" w:hAnsi="Arial" w:cs="Arial"/>
           <w:sz w:val="24"/>
           <w:szCs w:val="24"/>
-          <w:u w:val="single"/>
         </w:rPr>
         <w:t>dos</w:t>
       </w:r>
@@ -1626,7 +1443,6 @@
           <w:rFonts w:ascii="Arial" w:hAnsi="Arial" w:cs="Arial"/>
           <w:sz w:val="24"/>
           <w:szCs w:val="24"/>
-          <w:u w:val="single"/>
         </w:rPr>
         <w:t xml:space="preserve"> </w:t>
       </w:r>
@@ -1635,7 +1451,6 @@
           <w:rFonts w:ascii="Arial" w:hAnsi="Arial" w:cs="Arial"/>
           <w:sz w:val="24"/>
           <w:szCs w:val="24"/>
-          <w:u w:val="single"/>
         </w:rPr>
         <w:t xml:space="preserve"> ODS</w:t>
       </w:r>
@@ -1645,7 +1460,6 @@
           <w:rFonts w:ascii="Arial" w:hAnsi="Arial" w:cs="Arial"/>
           <w:sz w:val="24"/>
           <w:szCs w:val="24"/>
-          <w:u w:val="single"/>
         </w:rPr>
         <w:t xml:space="preserve"> e respectivas metas</w:t>
       </w:r>
@@ -1654,7 +1468,6 @@
           <w:rFonts w:ascii="Arial" w:hAnsi="Arial" w:cs="Arial"/>
           <w:sz w:val="24"/>
           <w:szCs w:val="24"/>
-          <w:u w:val="single"/>
         </w:rPr>
         <w:t>).</w:t>
       </w:r>
@@ -1674,15 +1487,13 @@
           <w:rFonts w:ascii="Arial" w:hAnsi="Arial" w:cs="Arial"/>
           <w:sz w:val="24"/>
           <w:szCs w:val="24"/>
-          <w:u w:val="single"/>
-        </w:rPr>
-      </w:pPr>
-      <w:r>
-        <w:rPr>
-          <w:rFonts w:ascii="Arial" w:hAnsi="Arial" w:cs="Arial"/>
-          <w:sz w:val="24"/>
-          <w:szCs w:val="24"/>
-          <w:u w:val="single"/>
+        </w:rPr>
+      </w:pPr>
+      <w:r>
+        <w:rPr>
+          <w:rFonts w:ascii="Arial" w:hAnsi="Arial" w:cs="Arial"/>
+          <w:sz w:val="24"/>
+          <w:szCs w:val="24"/>
         </w:rPr>
         <w:t>Será utilizada uma abordagem baseada em metodologias ágeis, com entregas incrementais. A equipe realizará reuniões periódicas com a ONG para levantamento de requisitos e validação de protótipos (</w:t>
       </w:r>
@@ -1692,7 +1503,6 @@
           <w:rFonts w:ascii="Arial" w:hAnsi="Arial" w:cs="Arial"/>
           <w:sz w:val="24"/>
           <w:szCs w:val="24"/>
-          <w:u w:val="single"/>
         </w:rPr>
         <w:t>Figma</w:t>
       </w:r>
@@ -1702,7 +1512,6 @@
           <w:rFonts w:ascii="Arial" w:hAnsi="Arial" w:cs="Arial"/>
           <w:sz w:val="24"/>
           <w:szCs w:val="24"/>
-          <w:u w:val="single"/>
         </w:rPr>
         <w:t>), seguido pelo desenvolvimento técnico e testes de usabilidade.</w:t>
       </w:r>
@@ -1717,27 +1526,24 @@
           <w:rFonts w:ascii="Arial" w:hAnsi="Arial" w:cs="Arial"/>
           <w:sz w:val="24"/>
           <w:szCs w:val="24"/>
-          <w:u w:val="single"/>
-        </w:rPr>
-      </w:pPr>
-    </w:p>
-    <w:p>
-      <w:pPr>
-        <w:spacing w:after="0" w:line="240" w:lineRule="auto"/>
-        <w:rPr>
-          <w:rFonts w:ascii="Arial" w:hAnsi="Arial" w:cs="Arial"/>
-          <w:sz w:val="24"/>
-          <w:szCs w:val="24"/>
-          <w:u w:val="single"/>
-        </w:rPr>
-      </w:pPr>
-      <w:r>
-        <w:rPr>
-          <w:rFonts w:ascii="Arial" w:hAnsi="Arial" w:cs="Arial"/>
-          <w:b/>
-          <w:sz w:val="24"/>
-          <w:szCs w:val="24"/>
-          <w:u w:val="single"/>
+        </w:rPr>
+      </w:pPr>
+    </w:p>
+    <w:p>
+      <w:pPr>
+        <w:spacing w:after="0" w:line="240" w:lineRule="auto"/>
+        <w:rPr>
+          <w:rFonts w:ascii="Arial" w:hAnsi="Arial" w:cs="Arial"/>
+          <w:sz w:val="24"/>
+          <w:szCs w:val="24"/>
+        </w:rPr>
+      </w:pPr>
+      <w:r>
+        <w:rPr>
+          <w:rFonts w:ascii="Arial" w:hAnsi="Arial" w:cs="Arial"/>
+          <w:b/>
+          <w:sz w:val="24"/>
+          <w:szCs w:val="24"/>
         </w:rPr>
         <w:t xml:space="preserve">9. PROJETO </w:t>
       </w:r>
@@ -1746,7 +1552,6 @@
           <w:rFonts w:ascii="Arial" w:hAnsi="Arial" w:cs="Arial"/>
           <w:sz w:val="24"/>
           <w:szCs w:val="24"/>
-          <w:u w:val="single"/>
         </w:rPr>
         <w:t xml:space="preserve">(detalhar </w:t>
       </w:r>
@@ -1755,7 +1560,6 @@
           <w:rFonts w:ascii="Arial" w:hAnsi="Arial" w:cs="Arial"/>
           <w:sz w:val="24"/>
           <w:szCs w:val="24"/>
-          <w:u w:val="single"/>
         </w:rPr>
         <w:t>as questões técnicas</w:t>
       </w:r>
@@ -1764,7 +1568,6 @@
           <w:rFonts w:ascii="Arial" w:hAnsi="Arial" w:cs="Arial"/>
           <w:sz w:val="24"/>
           <w:szCs w:val="24"/>
-          <w:u w:val="single"/>
         </w:rPr>
         <w:t xml:space="preserve"> do projeto</w:t>
       </w:r>
@@ -1773,7 +1576,6 @@
           <w:rFonts w:ascii="Arial" w:hAnsi="Arial" w:cs="Arial"/>
           <w:sz w:val="24"/>
           <w:szCs w:val="24"/>
-          <w:u w:val="single"/>
         </w:rPr>
         <w:t xml:space="preserve">: </w:t>
       </w:r>
@@ -1782,7 +1584,6 @@
           <w:rFonts w:ascii="Arial" w:hAnsi="Arial" w:cs="Arial"/>
           <w:sz w:val="24"/>
           <w:szCs w:val="24"/>
-          <w:u w:val="single"/>
         </w:rPr>
         <w:t>descrever quais tecnologias, linguagens de programação, frameworks, bibliotecas, bancos de dados e servidores vão ser empregados no desenvolvimento. Incluir informações sobre requisitos de sistema, compatibilidade com navegadores, responsividade para diferentes dispositivos, arquitetura de software adotada, padrões de segurança implementados e quaisquer APIs ou serviços de terceiros integrados. Estas especificações servem como referência técnica fundamental para desenvolvedores, mantenedores e stakeholders compreenderem a estrutura e as escolhas tecnológicas que fundamentam o projeto.</w:t>
       </w:r>
@@ -1791,7 +1592,6 @@
           <w:rFonts w:ascii="Arial" w:hAnsi="Arial" w:cs="Arial"/>
           <w:sz w:val="24"/>
           <w:szCs w:val="24"/>
-          <w:u w:val="single"/>
         </w:rPr>
         <w:t>)</w:t>
       </w:r>
@@ -1803,7 +1603,6 @@
           <w:rFonts w:ascii="Arial" w:hAnsi="Arial" w:cs="Arial"/>
           <w:sz w:val="24"/>
           <w:szCs w:val="24"/>
-          <w:u w:val="single"/>
         </w:rPr>
       </w:pPr>
     </w:p>
@@ -1819,17 +1618,15 @@
           <w:rFonts w:ascii="Arial" w:hAnsi="Arial" w:cs="Arial"/>
           <w:sz w:val="24"/>
           <w:szCs w:val="24"/>
-          <w:u w:val="single"/>
-        </w:rPr>
-      </w:pPr>
-      <w:r>
-        <w:rPr>
-          <w:rFonts w:ascii="Arial" w:hAnsi="Arial" w:cs="Arial"/>
-          <w:b/>
-          <w:bCs/>
-          <w:sz w:val="24"/>
-          <w:szCs w:val="24"/>
-          <w:u w:val="single"/>
+        </w:rPr>
+      </w:pPr>
+      <w:r>
+        <w:rPr>
+          <w:rFonts w:ascii="Arial" w:hAnsi="Arial" w:cs="Arial"/>
+          <w:b/>
+          <w:bCs/>
+          <w:sz w:val="24"/>
+          <w:szCs w:val="24"/>
         </w:rPr>
         <w:t xml:space="preserve">Tecnologias </w:t>
       </w:r>
@@ -1841,7 +1638,6 @@
           <w:bCs/>
           <w:sz w:val="24"/>
           <w:szCs w:val="24"/>
-          <w:u w:val="single"/>
         </w:rPr>
         <w:t>Frontend</w:t>
       </w:r>
@@ -1851,7 +1647,6 @@
           <w:rFonts w:ascii="Arial" w:hAnsi="Arial" w:cs="Arial"/>
           <w:sz w:val="24"/>
           <w:szCs w:val="24"/>
-          <w:u w:val="single"/>
         </w:rPr>
         <w:t xml:space="preserve">: HTML5, CSS3 (com framework </w:t>
       </w:r>
@@ -1861,7 +1656,6 @@
           <w:rFonts w:ascii="Arial" w:hAnsi="Arial" w:cs="Arial"/>
           <w:sz w:val="24"/>
           <w:szCs w:val="24"/>
-          <w:u w:val="single"/>
         </w:rPr>
         <w:t>Bootstrap</w:t>
       </w:r>
@@ -1871,7 +1665,6 @@
           <w:rFonts w:ascii="Arial" w:hAnsi="Arial" w:cs="Arial"/>
           <w:sz w:val="24"/>
           <w:szCs w:val="24"/>
-          <w:u w:val="single"/>
         </w:rPr>
         <w:t xml:space="preserve"> para garantir a responsividade em dispositivos móveis e desktops) e </w:t>
       </w:r>
@@ -1881,7 +1674,6 @@
           <w:rFonts w:ascii="Arial" w:hAnsi="Arial" w:cs="Arial"/>
           <w:sz w:val="24"/>
           <w:szCs w:val="24"/>
-          <w:u w:val="single"/>
         </w:rPr>
         <w:t>JavaScript</w:t>
       </w:r>
@@ -1891,7 +1683,6 @@
           <w:rFonts w:ascii="Arial" w:hAnsi="Arial" w:cs="Arial"/>
           <w:sz w:val="24"/>
           <w:szCs w:val="24"/>
-          <w:u w:val="single"/>
         </w:rPr>
         <w:t xml:space="preserve"> (ES6+).</w:t>
       </w:r>
@@ -1908,17 +1699,15 @@
           <w:rFonts w:ascii="Arial" w:hAnsi="Arial" w:cs="Arial"/>
           <w:sz w:val="24"/>
           <w:szCs w:val="24"/>
-          <w:u w:val="single"/>
-        </w:rPr>
-      </w:pPr>
-      <w:r>
-        <w:rPr>
-          <w:rFonts w:ascii="Arial" w:hAnsi="Arial" w:cs="Arial"/>
-          <w:b/>
-          <w:bCs/>
-          <w:sz w:val="24"/>
-          <w:szCs w:val="24"/>
-          <w:u w:val="single"/>
+        </w:rPr>
+      </w:pPr>
+      <w:r>
+        <w:rPr>
+          <w:rFonts w:ascii="Arial" w:hAnsi="Arial" w:cs="Arial"/>
+          <w:b/>
+          <w:bCs/>
+          <w:sz w:val="24"/>
+          <w:szCs w:val="24"/>
         </w:rPr>
         <w:t xml:space="preserve">Tecnologias </w:t>
       </w:r>
@@ -1930,7 +1719,6 @@
           <w:bCs/>
           <w:sz w:val="24"/>
           <w:szCs w:val="24"/>
-          <w:u w:val="single"/>
         </w:rPr>
         <w:t>Backend</w:t>
       </w:r>
@@ -1940,7 +1728,6 @@
           <w:rFonts w:ascii="Arial" w:hAnsi="Arial" w:cs="Arial"/>
           <w:sz w:val="24"/>
           <w:szCs w:val="24"/>
-          <w:u w:val="single"/>
         </w:rPr>
         <w:t>: Node.js com o framework Express</w:t>
       </w:r>
@@ -1949,7 +1736,6 @@
           <w:rFonts w:ascii="Arial" w:hAnsi="Arial" w:cs="Arial"/>
           <w:sz w:val="24"/>
           <w:szCs w:val="24"/>
-          <w:u w:val="single"/>
         </w:rPr>
         <w:t>.</w:t>
       </w:r>
@@ -1966,17 +1752,15 @@
           <w:rFonts w:ascii="Arial" w:hAnsi="Arial" w:cs="Arial"/>
           <w:sz w:val="24"/>
           <w:szCs w:val="24"/>
-          <w:u w:val="single"/>
-        </w:rPr>
-      </w:pPr>
-      <w:r>
-        <w:rPr>
-          <w:rFonts w:ascii="Arial" w:hAnsi="Arial" w:cs="Arial"/>
-          <w:b/>
-          <w:bCs/>
-          <w:sz w:val="24"/>
-          <w:szCs w:val="24"/>
-          <w:u w:val="single"/>
+        </w:rPr>
+      </w:pPr>
+      <w:r>
+        <w:rPr>
+          <w:rFonts w:ascii="Arial" w:hAnsi="Arial" w:cs="Arial"/>
+          <w:b/>
+          <w:bCs/>
+          <w:sz w:val="24"/>
+          <w:szCs w:val="24"/>
         </w:rPr>
         <w:t>Banco de Dados</w:t>
       </w:r>
@@ -1985,7 +1769,6 @@
           <w:rFonts w:ascii="Arial" w:hAnsi="Arial" w:cs="Arial"/>
           <w:sz w:val="24"/>
           <w:szCs w:val="24"/>
-          <w:u w:val="single"/>
         </w:rPr>
         <w:t>: MySQL (Relacional) para armazenamento de dados da ONG e usuários.</w:t>
       </w:r>
@@ -2002,17 +1785,15 @@
           <w:rFonts w:ascii="Arial" w:hAnsi="Arial" w:cs="Arial"/>
           <w:sz w:val="24"/>
           <w:szCs w:val="24"/>
-          <w:u w:val="single"/>
-        </w:rPr>
-      </w:pPr>
-      <w:r>
-        <w:rPr>
-          <w:rFonts w:ascii="Arial" w:hAnsi="Arial" w:cs="Arial"/>
-          <w:b/>
-          <w:bCs/>
-          <w:sz w:val="24"/>
-          <w:szCs w:val="24"/>
-          <w:u w:val="single"/>
+        </w:rPr>
+      </w:pPr>
+      <w:r>
+        <w:rPr>
+          <w:rFonts w:ascii="Arial" w:hAnsi="Arial" w:cs="Arial"/>
+          <w:b/>
+          <w:bCs/>
+          <w:sz w:val="24"/>
+          <w:szCs w:val="24"/>
         </w:rPr>
         <w:t>Arquitetura</w:t>
       </w:r>
@@ -2021,7 +1802,6 @@
           <w:rFonts w:ascii="Arial" w:hAnsi="Arial" w:cs="Arial"/>
           <w:sz w:val="24"/>
           <w:szCs w:val="24"/>
-          <w:u w:val="single"/>
         </w:rPr>
         <w:t>: Seguirá o padrão MVC (Model-</w:t>
       </w:r>
@@ -2031,7 +1811,6 @@
           <w:rFonts w:ascii="Arial" w:hAnsi="Arial" w:cs="Arial"/>
           <w:sz w:val="24"/>
           <w:szCs w:val="24"/>
-          <w:u w:val="single"/>
         </w:rPr>
         <w:t>View</w:t>
       </w:r>
@@ -2041,7 +1820,6 @@
           <w:rFonts w:ascii="Arial" w:hAnsi="Arial" w:cs="Arial"/>
           <w:sz w:val="24"/>
           <w:szCs w:val="24"/>
-          <w:u w:val="single"/>
         </w:rPr>
         <w:t>-</w:t>
       </w:r>
@@ -2051,7 +1829,6 @@
           <w:rFonts w:ascii="Arial" w:hAnsi="Arial" w:cs="Arial"/>
           <w:sz w:val="24"/>
           <w:szCs w:val="24"/>
-          <w:u w:val="single"/>
         </w:rPr>
         <w:t>Controller</w:t>
       </w:r>
@@ -2061,7 +1838,6 @@
           <w:rFonts w:ascii="Arial" w:hAnsi="Arial" w:cs="Arial"/>
           <w:sz w:val="24"/>
           <w:szCs w:val="24"/>
-          <w:u w:val="single"/>
         </w:rPr>
         <w:t>) para organização do código.</w:t>
       </w:r>
@@ -2078,17 +1854,15 @@
           <w:rFonts w:ascii="Arial" w:hAnsi="Arial" w:cs="Arial"/>
           <w:sz w:val="24"/>
           <w:szCs w:val="24"/>
-          <w:u w:val="single"/>
-        </w:rPr>
-      </w:pPr>
-      <w:r>
-        <w:rPr>
-          <w:rFonts w:ascii="Arial" w:hAnsi="Arial" w:cs="Arial"/>
-          <w:b/>
-          <w:bCs/>
-          <w:sz w:val="24"/>
-          <w:szCs w:val="24"/>
-          <w:u w:val="single"/>
+        </w:rPr>
+      </w:pPr>
+      <w:r>
+        <w:rPr>
+          <w:rFonts w:ascii="Arial" w:hAnsi="Arial" w:cs="Arial"/>
+          <w:b/>
+          <w:bCs/>
+          <w:sz w:val="24"/>
+          <w:szCs w:val="24"/>
         </w:rPr>
         <w:t>Segurança</w:t>
       </w:r>
@@ -2097,7 +1871,6 @@
           <w:rFonts w:ascii="Arial" w:hAnsi="Arial" w:cs="Arial"/>
           <w:sz w:val="24"/>
           <w:szCs w:val="24"/>
-          <w:u w:val="single"/>
         </w:rPr>
         <w:t xml:space="preserve">: Implementação de autenticação via JWT (JSON Web Tokens), sanitização de inputs para evitar SQL </w:t>
       </w:r>
@@ -2107,7 +1880,6 @@
           <w:rFonts w:ascii="Arial" w:hAnsi="Arial" w:cs="Arial"/>
           <w:sz w:val="24"/>
           <w:szCs w:val="24"/>
-          <w:u w:val="single"/>
         </w:rPr>
         <w:t>Injection</w:t>
       </w:r>
@@ -2117,7 +1889,6 @@
           <w:rFonts w:ascii="Arial" w:hAnsi="Arial" w:cs="Arial"/>
           <w:sz w:val="24"/>
           <w:szCs w:val="24"/>
-          <w:u w:val="single"/>
         </w:rPr>
         <w:t xml:space="preserve"> e uso de protocolo HTTPS.</w:t>
       </w:r>
@@ -2134,17 +1905,15 @@
           <w:rFonts w:ascii="Arial" w:hAnsi="Arial" w:cs="Arial"/>
           <w:sz w:val="24"/>
           <w:szCs w:val="24"/>
-          <w:u w:val="single"/>
-        </w:rPr>
-      </w:pPr>
-      <w:r>
-        <w:rPr>
-          <w:rFonts w:ascii="Arial" w:hAnsi="Arial" w:cs="Arial"/>
-          <w:b/>
-          <w:bCs/>
-          <w:sz w:val="24"/>
-          <w:szCs w:val="24"/>
-          <w:u w:val="single"/>
+        </w:rPr>
+      </w:pPr>
+      <w:r>
+        <w:rPr>
+          <w:rFonts w:ascii="Arial" w:hAnsi="Arial" w:cs="Arial"/>
+          <w:b/>
+          <w:bCs/>
+          <w:sz w:val="24"/>
+          <w:szCs w:val="24"/>
         </w:rPr>
         <w:t>Compatibilidade</w:t>
       </w:r>
@@ -2153,7 +1922,6 @@
           <w:rFonts w:ascii="Arial" w:hAnsi="Arial" w:cs="Arial"/>
           <w:sz w:val="24"/>
           <w:szCs w:val="24"/>
-          <w:u w:val="single"/>
         </w:rPr>
         <w:t>: O site será otimizado para os navegadores Chrome, Firefox e Edge, seguindo padrões de acessibilidade web.</w:t>
       </w:r>
@@ -2170,27 +1938,24 @@
           <w:rFonts w:ascii="Arial" w:hAnsi="Arial" w:cs="Arial"/>
           <w:sz w:val="24"/>
           <w:szCs w:val="24"/>
-          <w:u w:val="single"/>
-        </w:rPr>
-      </w:pPr>
-    </w:p>
-    <w:p>
-      <w:pPr>
-        <w:spacing w:after="0" w:line="240" w:lineRule="auto"/>
-        <w:rPr>
-          <w:rFonts w:ascii="Arial" w:hAnsi="Arial" w:cs="Arial"/>
-          <w:sz w:val="24"/>
-          <w:szCs w:val="24"/>
-          <w:u w:val="single"/>
-        </w:rPr>
-      </w:pPr>
-      <w:r>
-        <w:rPr>
-          <w:rFonts w:ascii="Arial" w:hAnsi="Arial" w:cs="Arial"/>
-          <w:b/>
-          <w:sz w:val="24"/>
-          <w:szCs w:val="24"/>
-          <w:u w:val="single"/>
+        </w:rPr>
+      </w:pPr>
+    </w:p>
+    <w:p>
+      <w:pPr>
+        <w:spacing w:after="0" w:line="240" w:lineRule="auto"/>
+        <w:rPr>
+          <w:rFonts w:ascii="Arial" w:hAnsi="Arial" w:cs="Arial"/>
+          <w:sz w:val="24"/>
+          <w:szCs w:val="24"/>
+        </w:rPr>
+      </w:pPr>
+      <w:r>
+        <w:rPr>
+          <w:rFonts w:ascii="Arial" w:hAnsi="Arial" w:cs="Arial"/>
+          <w:b/>
+          <w:sz w:val="24"/>
+          <w:szCs w:val="24"/>
         </w:rPr>
         <w:t>10</w:t>
       </w:r>
@@ -2200,7 +1965,6 @@
           <w:b/>
           <w:sz w:val="24"/>
           <w:szCs w:val="24"/>
-          <w:u w:val="single"/>
         </w:rPr>
         <w:t xml:space="preserve">. </w:t>
       </w:r>
@@ -2210,7 +1974,6 @@
           <w:b/>
           <w:sz w:val="24"/>
           <w:szCs w:val="24"/>
-          <w:u w:val="single"/>
         </w:rPr>
         <w:t xml:space="preserve">AVALIAÇÃO DE RESULTADOS DO PROJETO </w:t>
       </w:r>
@@ -2219,7 +1982,6 @@
           <w:rFonts w:ascii="Arial" w:hAnsi="Arial" w:cs="Arial"/>
           <w:sz w:val="24"/>
           <w:szCs w:val="24"/>
-          <w:u w:val="single"/>
         </w:rPr>
         <w:t>(detalhar os indicadores de avaliação do projeto)</w:t>
       </w:r>
@@ -2232,7 +1994,6 @@
           <w:b/>
           <w:sz w:val="24"/>
           <w:szCs w:val="24"/>
-          <w:u w:val="single"/>
         </w:rPr>
       </w:pPr>
     </w:p>
@@ -2260,7 +2021,6 @@
                 <w:b/>
                 <w:sz w:val="24"/>
                 <w:szCs w:val="24"/>
-                <w:u w:val="single"/>
               </w:rPr>
             </w:pPr>
             <w:r>
@@ -2269,7 +2029,6 @@
                 <w:b/>
                 <w:sz w:val="24"/>
                 <w:szCs w:val="24"/>
-                <w:u w:val="single"/>
               </w:rPr>
               <w:t xml:space="preserve">Objetivo </w:t>
             </w:r>
@@ -2286,7 +2045,6 @@
                 <w:b/>
                 <w:sz w:val="24"/>
                 <w:szCs w:val="24"/>
-                <w:u w:val="single"/>
               </w:rPr>
             </w:pPr>
             <w:r>
@@ -2295,7 +2053,6 @@
                 <w:b/>
                 <w:sz w:val="24"/>
                 <w:szCs w:val="24"/>
-                <w:u w:val="single"/>
               </w:rPr>
               <w:t>Indicadores de Resultados</w:t>
             </w:r>
@@ -2312,7 +2069,6 @@
                 <w:b/>
                 <w:sz w:val="24"/>
                 <w:szCs w:val="24"/>
-                <w:u w:val="single"/>
               </w:rPr>
             </w:pPr>
             <w:r>
@@ -2321,7 +2077,6 @@
                 <w:b/>
                 <w:sz w:val="24"/>
                 <w:szCs w:val="24"/>
-                <w:u w:val="single"/>
               </w:rPr>
               <w:t>Indicadores de Impacto Social</w:t>
             </w:r>
@@ -2338,7 +2093,6 @@
                 <w:b/>
                 <w:sz w:val="24"/>
                 <w:szCs w:val="24"/>
-                <w:u w:val="single"/>
               </w:rPr>
             </w:pPr>
             <w:r>
@@ -2347,7 +2101,6 @@
                 <w:b/>
                 <w:sz w:val="24"/>
                 <w:szCs w:val="24"/>
-                <w:u w:val="single"/>
               </w:rPr>
               <w:t>Meios de Verificação</w:t>
             </w:r>
@@ -2365,7 +2118,6 @@
                 <w:rFonts w:ascii="Arial" w:hAnsi="Arial" w:cs="Arial"/>
                 <w:sz w:val="24"/>
                 <w:szCs w:val="24"/>
-                <w:u w:val="single"/>
               </w:rPr>
             </w:pPr>
           </w:p>
@@ -2380,7 +2132,6 @@
                 <w:rFonts w:ascii="Arial" w:hAnsi="Arial" w:cs="Arial"/>
                 <w:sz w:val="24"/>
                 <w:szCs w:val="24"/>
-                <w:u w:val="single"/>
               </w:rPr>
             </w:pPr>
           </w:p>
@@ -2395,7 +2146,6 @@
                 <w:rFonts w:ascii="Arial" w:hAnsi="Arial" w:cs="Arial"/>
                 <w:sz w:val="24"/>
                 <w:szCs w:val="24"/>
-                <w:u w:val="single"/>
               </w:rPr>
             </w:pPr>
           </w:p>
@@ -2410,7 +2160,6 @@
                 <w:rFonts w:ascii="Arial" w:hAnsi="Arial" w:cs="Arial"/>
                 <w:sz w:val="24"/>
                 <w:szCs w:val="24"/>
-                <w:u w:val="single"/>
               </w:rPr>
             </w:pPr>
           </w:p>
@@ -2424,39 +2173,35 @@
           <w:rFonts w:ascii="Arial" w:hAnsi="Arial" w:cs="Arial"/>
           <w:sz w:val="24"/>
           <w:szCs w:val="24"/>
-          <w:u w:val="single"/>
-        </w:rPr>
-      </w:pPr>
-    </w:p>
-    <w:p>
-      <w:pPr>
-        <w:spacing w:after="0" w:line="240" w:lineRule="auto"/>
-        <w:rPr>
-          <w:rFonts w:ascii="Arial" w:hAnsi="Arial" w:cs="Arial"/>
-          <w:b/>
-          <w:sz w:val="24"/>
-          <w:szCs w:val="24"/>
-          <w:u w:val="single"/>
-        </w:rPr>
-      </w:pPr>
-    </w:p>
-    <w:p>
-      <w:pPr>
-        <w:spacing w:after="0" w:line="240" w:lineRule="auto"/>
-        <w:rPr>
-          <w:rFonts w:ascii="Arial" w:hAnsi="Arial" w:cs="Arial"/>
-          <w:sz w:val="24"/>
-          <w:szCs w:val="24"/>
-          <w:u w:val="single"/>
-        </w:rPr>
-      </w:pPr>
-      <w:r>
-        <w:rPr>
-          <w:rFonts w:ascii="Arial" w:hAnsi="Arial" w:cs="Arial"/>
-          <w:b/>
-          <w:sz w:val="24"/>
-          <w:szCs w:val="24"/>
-          <w:u w:val="single"/>
+        </w:rPr>
+      </w:pPr>
+    </w:p>
+    <w:p>
+      <w:pPr>
+        <w:spacing w:after="0" w:line="240" w:lineRule="auto"/>
+        <w:rPr>
+          <w:rFonts w:ascii="Arial" w:hAnsi="Arial" w:cs="Arial"/>
+          <w:b/>
+          <w:sz w:val="24"/>
+          <w:szCs w:val="24"/>
+        </w:rPr>
+      </w:pPr>
+    </w:p>
+    <w:p>
+      <w:pPr>
+        <w:spacing w:after="0" w:line="240" w:lineRule="auto"/>
+        <w:rPr>
+          <w:rFonts w:ascii="Arial" w:hAnsi="Arial" w:cs="Arial"/>
+          <w:sz w:val="24"/>
+          <w:szCs w:val="24"/>
+        </w:rPr>
+      </w:pPr>
+      <w:r>
+        <w:rPr>
+          <w:rFonts w:ascii="Arial" w:hAnsi="Arial" w:cs="Arial"/>
+          <w:b/>
+          <w:sz w:val="24"/>
+          <w:szCs w:val="24"/>
         </w:rPr>
         <w:t>1</w:t>
       </w:r>
@@ -2466,7 +2211,6 @@
           <w:b/>
           <w:sz w:val="24"/>
           <w:szCs w:val="24"/>
-          <w:u w:val="single"/>
         </w:rPr>
         <w:t>1</w:t>
       </w:r>
@@ -2476,7 +2220,6 @@
           <w:b/>
           <w:sz w:val="24"/>
           <w:szCs w:val="24"/>
-          <w:u w:val="single"/>
         </w:rPr>
         <w:t xml:space="preserve">. </w:t>
       </w:r>
@@ -2486,7 +2229,6 @@
           <w:b/>
           <w:sz w:val="24"/>
           <w:szCs w:val="24"/>
-          <w:u w:val="single"/>
         </w:rPr>
         <w:t>PARCEIROS DO PROJETO</w:t>
       </w:r>
@@ -2514,7 +2256,6 @@
                 <w:b/>
                 <w:sz w:val="24"/>
                 <w:szCs w:val="24"/>
-                <w:u w:val="single"/>
               </w:rPr>
             </w:pPr>
             <w:r>
@@ -2523,7 +2264,6 @@
                 <w:b/>
                 <w:sz w:val="24"/>
                 <w:szCs w:val="24"/>
-                <w:u w:val="single"/>
               </w:rPr>
               <w:t>Organização</w:t>
             </w:r>
@@ -2541,7 +2281,6 @@
                 <w:b/>
                 <w:sz w:val="24"/>
                 <w:szCs w:val="24"/>
-                <w:u w:val="single"/>
               </w:rPr>
             </w:pPr>
             <w:r>
@@ -2550,7 +2289,6 @@
                 <w:b/>
                 <w:sz w:val="24"/>
                 <w:szCs w:val="24"/>
-                <w:u w:val="single"/>
               </w:rPr>
               <w:t>Principais funções no projeto</w:t>
             </w:r>
@@ -2569,7 +2307,6 @@
                 <w:bCs/>
                 <w:sz w:val="24"/>
                 <w:szCs w:val="24"/>
-                <w:u w:val="single"/>
               </w:rPr>
             </w:pPr>
             <w:r>
@@ -2578,7 +2315,6 @@
                 <w:bCs/>
                 <w:sz w:val="24"/>
                 <w:szCs w:val="24"/>
-                <w:u w:val="single"/>
               </w:rPr>
               <w:t>Instituição Associação Palmira Gobbi Amigo dos Amigos (AMA) ONG</w:t>
             </w:r>
@@ -2594,7 +2330,6 @@
                 <w:rFonts w:ascii="Arial" w:hAnsi="Arial" w:cs="Arial"/>
                 <w:sz w:val="24"/>
                 <w:szCs w:val="24"/>
-                <w:u w:val="single"/>
               </w:rPr>
             </w:pPr>
             <w:r>
@@ -2602,7 +2337,6 @@
                 <w:rFonts w:ascii="Arial" w:hAnsi="Arial" w:cs="Arial"/>
                 <w:sz w:val="24"/>
                 <w:szCs w:val="24"/>
-                <w:u w:val="single"/>
               </w:rPr>
               <w:t>Fornecimento de requisitos, participação nas reuniões de validação dos protótipos e testes do sistema final.</w:t>
             </w:r>
@@ -2618,27 +2352,24 @@
           <w:b/>
           <w:sz w:val="24"/>
           <w:szCs w:val="24"/>
-          <w:u w:val="single"/>
-        </w:rPr>
-      </w:pPr>
-    </w:p>
-    <w:p>
-      <w:pPr>
-        <w:rPr>
-          <w:rFonts w:ascii="Arial" w:hAnsi="Arial" w:cs="Arial"/>
-          <w:b/>
-          <w:sz w:val="24"/>
-          <w:szCs w:val="24"/>
-          <w:u w:val="single"/>
-        </w:rPr>
-      </w:pPr>
-      <w:r>
-        <w:rPr>
-          <w:rFonts w:ascii="Arial" w:hAnsi="Arial" w:cs="Arial"/>
-          <w:b/>
-          <w:sz w:val="24"/>
-          <w:szCs w:val="24"/>
-          <w:u w:val="single"/>
+        </w:rPr>
+      </w:pPr>
+    </w:p>
+    <w:p>
+      <w:pPr>
+        <w:rPr>
+          <w:rFonts w:ascii="Arial" w:hAnsi="Arial" w:cs="Arial"/>
+          <w:b/>
+          <w:sz w:val="24"/>
+          <w:szCs w:val="24"/>
+        </w:rPr>
+      </w:pPr>
+      <w:r>
+        <w:rPr>
+          <w:rFonts w:ascii="Arial" w:hAnsi="Arial" w:cs="Arial"/>
+          <w:b/>
+          <w:sz w:val="24"/>
+          <w:szCs w:val="24"/>
         </w:rPr>
         <w:br w:type="page"/>
       </w:r>
@@ -2651,16 +2382,14 @@
           <w:b/>
           <w:sz w:val="24"/>
           <w:szCs w:val="24"/>
-          <w:u w:val="single"/>
-        </w:rPr>
-      </w:pPr>
-      <w:r>
-        <w:rPr>
-          <w:rFonts w:ascii="Arial" w:hAnsi="Arial" w:cs="Arial"/>
-          <w:b/>
-          <w:sz w:val="24"/>
-          <w:szCs w:val="24"/>
-          <w:u w:val="single"/>
+        </w:rPr>
+      </w:pPr>
+      <w:r>
+        <w:rPr>
+          <w:rFonts w:ascii="Arial" w:hAnsi="Arial" w:cs="Arial"/>
+          <w:b/>
+          <w:sz w:val="24"/>
+          <w:szCs w:val="24"/>
         </w:rPr>
         <w:lastRenderedPageBreak/>
         <w:t>1</w:t>
@@ -2671,7 +2400,6 @@
           <w:b/>
           <w:sz w:val="24"/>
           <w:szCs w:val="24"/>
-          <w:u w:val="single"/>
         </w:rPr>
         <w:t>2</w:t>
       </w:r>
@@ -2681,7 +2409,6 @@
           <w:b/>
           <w:sz w:val="24"/>
           <w:szCs w:val="24"/>
-          <w:u w:val="single"/>
         </w:rPr>
         <w:t xml:space="preserve">. COMUNICAÇÃO DO PROJETO </w:t>
       </w:r>
@@ -2693,15 +2420,13 @@
           <w:rFonts w:ascii="Arial" w:hAnsi="Arial" w:cs="Arial"/>
           <w:sz w:val="24"/>
           <w:szCs w:val="24"/>
-          <w:u w:val="single"/>
-        </w:rPr>
-      </w:pPr>
-      <w:r>
-        <w:rPr>
-          <w:rFonts w:ascii="Arial" w:hAnsi="Arial" w:cs="Arial"/>
-          <w:sz w:val="24"/>
-          <w:szCs w:val="24"/>
-          <w:u w:val="single"/>
+        </w:rPr>
+      </w:pPr>
+      <w:r>
+        <w:rPr>
+          <w:rFonts w:ascii="Arial" w:hAnsi="Arial" w:cs="Arial"/>
+          <w:sz w:val="24"/>
+          <w:szCs w:val="24"/>
         </w:rPr>
         <w:t>(Detalhar as formas de divulgação do projeto para a comunidade e divulgação científica)</w:t>
       </w:r>
@@ -2713,15 +2438,13 @@
           <w:rFonts w:ascii="Arial" w:hAnsi="Arial" w:cs="Arial"/>
           <w:sz w:val="24"/>
           <w:szCs w:val="24"/>
-          <w:u w:val="single"/>
-        </w:rPr>
-      </w:pPr>
-      <w:r>
-        <w:rPr>
-          <w:rFonts w:ascii="Arial" w:hAnsi="Arial" w:cs="Arial"/>
-          <w:sz w:val="24"/>
-          <w:szCs w:val="24"/>
-          <w:u w:val="single"/>
+        </w:rPr>
+      </w:pPr>
+      <w:r>
+        <w:rPr>
+          <w:rFonts w:ascii="Arial" w:hAnsi="Arial" w:cs="Arial"/>
+          <w:sz w:val="24"/>
+          <w:szCs w:val="24"/>
         </w:rPr>
         <w:t>-</w:t>
       </w:r>
@@ -2735,7 +2458,6 @@
           <w:b/>
           <w:sz w:val="24"/>
           <w:szCs w:val="24"/>
-          <w:u w:val="single"/>
         </w:rPr>
       </w:pPr>
     </w:p>
@@ -2747,16 +2469,14 @@
           <w:rFonts w:ascii="Arial" w:hAnsi="Arial" w:cs="Arial"/>
           <w:sz w:val="24"/>
           <w:szCs w:val="24"/>
-          <w:u w:val="single"/>
-        </w:rPr>
-      </w:pPr>
-      <w:r>
-        <w:rPr>
-          <w:rFonts w:ascii="Arial" w:hAnsi="Arial" w:cs="Arial"/>
-          <w:b/>
-          <w:sz w:val="24"/>
-          <w:szCs w:val="24"/>
-          <w:u w:val="single"/>
+        </w:rPr>
+      </w:pPr>
+      <w:r>
+        <w:rPr>
+          <w:rFonts w:ascii="Arial" w:hAnsi="Arial" w:cs="Arial"/>
+          <w:b/>
+          <w:sz w:val="24"/>
+          <w:szCs w:val="24"/>
         </w:rPr>
         <w:t>1</w:t>
       </w:r>
@@ -2766,7 +2486,6 @@
           <w:b/>
           <w:sz w:val="24"/>
           <w:szCs w:val="24"/>
-          <w:u w:val="single"/>
         </w:rPr>
         <w:t>3</w:t>
       </w:r>
@@ -2776,7 +2495,6 @@
           <w:b/>
           <w:sz w:val="24"/>
           <w:szCs w:val="24"/>
-          <w:u w:val="single"/>
         </w:rPr>
         <w:t xml:space="preserve">. CRONOGRAMA </w:t>
       </w:r>
@@ -2785,7 +2503,6 @@
           <w:rFonts w:ascii="Arial" w:hAnsi="Arial" w:cs="Arial"/>
           <w:sz w:val="24"/>
           <w:szCs w:val="24"/>
-          <w:u w:val="single"/>
         </w:rPr>
         <w:t>(alinhado aos objetivos específicos e atividades</w:t>
       </w:r>
@@ -2794,7 +2511,6 @@
           <w:rFonts w:ascii="Arial" w:hAnsi="Arial" w:cs="Arial"/>
           <w:sz w:val="24"/>
           <w:szCs w:val="24"/>
-          <w:u w:val="single"/>
         </w:rPr>
         <w:t xml:space="preserve"> – considerar reuniões com a parte interessada parte das atividades)</w:t>
       </w:r>
@@ -2847,7 +2563,6 @@
                 <w:rFonts w:ascii="Arial" w:hAnsi="Arial" w:cs="Arial"/>
                 <w:sz w:val="24"/>
                 <w:szCs w:val="24"/>
-                <w:u w:val="single"/>
               </w:rPr>
             </w:pPr>
             <w:r>
@@ -2857,7 +2572,6 @@
                 <w:bCs/>
                 <w:sz w:val="24"/>
                 <w:szCs w:val="24"/>
-                <w:u w:val="single"/>
               </w:rPr>
               <w:t>Atividades</w:t>
             </w:r>
@@ -2889,7 +2603,6 @@
                 <w:rFonts w:ascii="Arial" w:hAnsi="Arial" w:cs="Arial"/>
                 <w:sz w:val="24"/>
                 <w:szCs w:val="24"/>
-                <w:u w:val="single"/>
               </w:rPr>
             </w:pPr>
             <w:r>
@@ -2899,7 +2612,6 @@
                 <w:bCs/>
                 <w:sz w:val="24"/>
                 <w:szCs w:val="24"/>
-                <w:u w:val="single"/>
               </w:rPr>
               <w:t>Maio/Sem 1</w:t>
             </w:r>
@@ -2931,7 +2643,6 @@
                 <w:rFonts w:ascii="Arial" w:hAnsi="Arial" w:cs="Arial"/>
                 <w:sz w:val="24"/>
                 <w:szCs w:val="24"/>
-                <w:u w:val="single"/>
               </w:rPr>
             </w:pPr>
             <w:r>
@@ -2941,7 +2652,6 @@
                 <w:bCs/>
                 <w:sz w:val="24"/>
                 <w:szCs w:val="24"/>
-                <w:u w:val="single"/>
               </w:rPr>
               <w:t>Maio/Sem 2</w:t>
             </w:r>
@@ -2973,7 +2683,6 @@
                 <w:rFonts w:ascii="Arial" w:hAnsi="Arial" w:cs="Arial"/>
                 <w:sz w:val="24"/>
                 <w:szCs w:val="24"/>
-                <w:u w:val="single"/>
               </w:rPr>
             </w:pPr>
             <w:r>
@@ -2983,7 +2692,6 @@
                 <w:bCs/>
                 <w:sz w:val="24"/>
                 <w:szCs w:val="24"/>
-                <w:u w:val="single"/>
               </w:rPr>
               <w:t>Maio/Sem 3</w:t>
             </w:r>
@@ -3015,7 +2723,6 @@
                 <w:rFonts w:ascii="Arial" w:hAnsi="Arial" w:cs="Arial"/>
                 <w:sz w:val="24"/>
                 <w:szCs w:val="24"/>
-                <w:u w:val="single"/>
               </w:rPr>
             </w:pPr>
             <w:r>
@@ -3025,7 +2732,6 @@
                 <w:bCs/>
                 <w:sz w:val="24"/>
                 <w:szCs w:val="24"/>
-                <w:u w:val="single"/>
               </w:rPr>
               <w:t>Maio/Sem 4</w:t>
             </w:r>
@@ -3062,7 +2768,6 @@
                 <w:rFonts w:ascii="Arial" w:hAnsi="Arial" w:cs="Arial"/>
                 <w:sz w:val="24"/>
                 <w:szCs w:val="24"/>
-                <w:u w:val="single"/>
               </w:rPr>
             </w:pPr>
             <w:r>
@@ -3070,7 +2775,6 @@
                 <w:rFonts w:ascii="Arial" w:hAnsi="Arial" w:cs="Arial"/>
                 <w:sz w:val="24"/>
                 <w:szCs w:val="24"/>
-                <w:u w:val="single"/>
               </w:rPr>
               <w:t>Finalização do Protótipo (</w:t>
             </w:r>
@@ -3080,7 +2784,6 @@
                 <w:rFonts w:ascii="Arial" w:hAnsi="Arial" w:cs="Arial"/>
                 <w:sz w:val="24"/>
                 <w:szCs w:val="24"/>
-                <w:u w:val="single"/>
               </w:rPr>
               <w:t>Figma</w:t>
             </w:r>
@@ -3090,7 +2793,6 @@
                 <w:rFonts w:ascii="Arial" w:hAnsi="Arial" w:cs="Arial"/>
                 <w:sz w:val="24"/>
                 <w:szCs w:val="24"/>
-                <w:u w:val="single"/>
               </w:rPr>
               <w:t>) e Validação com a ONG</w:t>
             </w:r>
@@ -3122,7 +2824,6 @@
                 <w:rFonts w:ascii="Arial" w:hAnsi="Arial" w:cs="Arial"/>
                 <w:sz w:val="24"/>
                 <w:szCs w:val="24"/>
-                <w:u w:val="single"/>
               </w:rPr>
             </w:pPr>
             <w:r>
@@ -3130,7 +2831,6 @@
                 <w:rFonts w:ascii="Arial" w:hAnsi="Arial" w:cs="Arial"/>
                 <w:sz w:val="24"/>
                 <w:szCs w:val="24"/>
-                <w:u w:val="single"/>
               </w:rPr>
               <w:t>X</w:t>
             </w:r>
@@ -3162,7 +2862,6 @@
                 <w:rFonts w:ascii="Arial" w:hAnsi="Arial" w:cs="Arial"/>
                 <w:sz w:val="24"/>
                 <w:szCs w:val="24"/>
-                <w:u w:val="single"/>
               </w:rPr>
             </w:pPr>
           </w:p>
@@ -3193,7 +2892,6 @@
                 <w:rFonts w:ascii="Arial" w:hAnsi="Arial" w:cs="Arial"/>
                 <w:sz w:val="24"/>
                 <w:szCs w:val="24"/>
-                <w:u w:val="single"/>
               </w:rPr>
             </w:pPr>
           </w:p>
@@ -3224,7 +2922,6 @@
                 <w:rFonts w:ascii="Arial" w:hAnsi="Arial" w:cs="Arial"/>
                 <w:sz w:val="24"/>
                 <w:szCs w:val="24"/>
-                <w:u w:val="single"/>
               </w:rPr>
             </w:pPr>
           </w:p>
@@ -3260,7 +2957,6 @@
                 <w:rFonts w:ascii="Arial" w:hAnsi="Arial" w:cs="Arial"/>
                 <w:sz w:val="24"/>
                 <w:szCs w:val="24"/>
-                <w:u w:val="single"/>
               </w:rPr>
             </w:pPr>
             <w:r>
@@ -3268,7 +2964,6 @@
                 <w:rFonts w:ascii="Arial" w:hAnsi="Arial" w:cs="Arial"/>
                 <w:sz w:val="24"/>
                 <w:szCs w:val="24"/>
-                <w:u w:val="single"/>
               </w:rPr>
               <w:t>Configuração do Ambiente de Desenvolvimento e Banco de Dados</w:t>
             </w:r>
@@ -3300,7 +2995,6 @@
                 <w:rFonts w:ascii="Arial" w:hAnsi="Arial" w:cs="Arial"/>
                 <w:sz w:val="24"/>
                 <w:szCs w:val="24"/>
-                <w:u w:val="single"/>
               </w:rPr>
             </w:pPr>
             <w:r>
@@ -3308,7 +3002,6 @@
                 <w:rFonts w:ascii="Arial" w:hAnsi="Arial" w:cs="Arial"/>
                 <w:sz w:val="24"/>
                 <w:szCs w:val="24"/>
-                <w:u w:val="single"/>
               </w:rPr>
               <w:t>X</w:t>
             </w:r>
@@ -3340,7 +3033,6 @@
                 <w:rFonts w:ascii="Arial" w:hAnsi="Arial" w:cs="Arial"/>
                 <w:sz w:val="24"/>
                 <w:szCs w:val="24"/>
-                <w:u w:val="single"/>
               </w:rPr>
             </w:pPr>
             <w:r>
@@ -3348,7 +3040,6 @@
                 <w:rFonts w:ascii="Arial" w:hAnsi="Arial" w:cs="Arial"/>
                 <w:sz w:val="24"/>
                 <w:szCs w:val="24"/>
-                <w:u w:val="single"/>
               </w:rPr>
               <w:t>X</w:t>
             </w:r>
@@ -3380,7 +3071,6 @@
                 <w:rFonts w:ascii="Arial" w:hAnsi="Arial" w:cs="Arial"/>
                 <w:sz w:val="24"/>
                 <w:szCs w:val="24"/>
-                <w:u w:val="single"/>
               </w:rPr>
             </w:pPr>
           </w:p>
@@ -3411,7 +3101,6 @@
                 <w:rFonts w:ascii="Arial" w:hAnsi="Arial" w:cs="Arial"/>
                 <w:sz w:val="24"/>
                 <w:szCs w:val="24"/>
-                <w:u w:val="single"/>
               </w:rPr>
             </w:pPr>
           </w:p>
@@ -3447,7 +3136,6 @@
                 <w:rFonts w:ascii="Arial" w:hAnsi="Arial" w:cs="Arial"/>
                 <w:sz w:val="24"/>
                 <w:szCs w:val="24"/>
-                <w:u w:val="single"/>
               </w:rPr>
             </w:pPr>
             <w:r>
@@ -3455,7 +3143,6 @@
                 <w:rFonts w:ascii="Arial" w:hAnsi="Arial" w:cs="Arial"/>
                 <w:sz w:val="24"/>
                 <w:szCs w:val="24"/>
-                <w:u w:val="single"/>
               </w:rPr>
               <w:t>Desenvolvimento das Funcionalidades Front-</w:t>
             </w:r>
@@ -3465,7 +3152,6 @@
                 <w:rFonts w:ascii="Arial" w:hAnsi="Arial" w:cs="Arial"/>
                 <w:sz w:val="24"/>
                 <w:szCs w:val="24"/>
-                <w:u w:val="single"/>
               </w:rPr>
               <w:t>end</w:t>
             </w:r>
@@ -3475,7 +3161,6 @@
                 <w:rFonts w:ascii="Arial" w:hAnsi="Arial" w:cs="Arial"/>
                 <w:sz w:val="24"/>
                 <w:szCs w:val="24"/>
-                <w:u w:val="single"/>
               </w:rPr>
               <w:t xml:space="preserve"> e Back-</w:t>
             </w:r>
@@ -3485,7 +3170,6 @@
                 <w:rFonts w:ascii="Arial" w:hAnsi="Arial" w:cs="Arial"/>
                 <w:sz w:val="24"/>
                 <w:szCs w:val="24"/>
-                <w:u w:val="single"/>
               </w:rPr>
               <w:t>end</w:t>
             </w:r>
@@ -3518,7 +3202,6 @@
                 <w:rFonts w:ascii="Arial" w:hAnsi="Arial" w:cs="Arial"/>
                 <w:sz w:val="24"/>
                 <w:szCs w:val="24"/>
-                <w:u w:val="single"/>
               </w:rPr>
             </w:pPr>
           </w:p>
@@ -3549,7 +3232,6 @@
                 <w:rFonts w:ascii="Arial" w:hAnsi="Arial" w:cs="Arial"/>
                 <w:sz w:val="24"/>
                 <w:szCs w:val="24"/>
-                <w:u w:val="single"/>
               </w:rPr>
             </w:pPr>
             <w:r>
@@ -3557,7 +3239,6 @@
                 <w:rFonts w:ascii="Arial" w:hAnsi="Arial" w:cs="Arial"/>
                 <w:sz w:val="24"/>
                 <w:szCs w:val="24"/>
-                <w:u w:val="single"/>
               </w:rPr>
               <w:t>X</w:t>
             </w:r>
@@ -3589,7 +3270,6 @@
                 <w:rFonts w:ascii="Arial" w:hAnsi="Arial" w:cs="Arial"/>
                 <w:sz w:val="24"/>
                 <w:szCs w:val="24"/>
-                <w:u w:val="single"/>
               </w:rPr>
             </w:pPr>
             <w:r>
@@ -3597,7 +3277,6 @@
                 <w:rFonts w:ascii="Arial" w:hAnsi="Arial" w:cs="Arial"/>
                 <w:sz w:val="24"/>
                 <w:szCs w:val="24"/>
-                <w:u w:val="single"/>
               </w:rPr>
               <w:t>X</w:t>
             </w:r>
@@ -3629,7 +3308,6 @@
                 <w:rFonts w:ascii="Arial" w:hAnsi="Arial" w:cs="Arial"/>
                 <w:sz w:val="24"/>
                 <w:szCs w:val="24"/>
-                <w:u w:val="single"/>
               </w:rPr>
             </w:pPr>
           </w:p>
@@ -3665,7 +3343,6 @@
                 <w:rFonts w:ascii="Arial" w:hAnsi="Arial" w:cs="Arial"/>
                 <w:sz w:val="24"/>
                 <w:szCs w:val="24"/>
-                <w:u w:val="single"/>
               </w:rPr>
             </w:pPr>
             <w:r>
@@ -3673,7 +3350,6 @@
                 <w:rFonts w:ascii="Arial" w:hAnsi="Arial" w:cs="Arial"/>
                 <w:sz w:val="24"/>
                 <w:szCs w:val="24"/>
-                <w:u w:val="single"/>
               </w:rPr>
               <w:t>Testes de Usabilidade e Correção de Bugs</w:t>
             </w:r>
@@ -3705,7 +3381,6 @@
                 <w:rFonts w:ascii="Arial" w:hAnsi="Arial" w:cs="Arial"/>
                 <w:sz w:val="24"/>
                 <w:szCs w:val="24"/>
-                <w:u w:val="single"/>
               </w:rPr>
             </w:pPr>
           </w:p>
@@ -3736,7 +3411,6 @@
                 <w:rFonts w:ascii="Arial" w:hAnsi="Arial" w:cs="Arial"/>
                 <w:sz w:val="24"/>
                 <w:szCs w:val="24"/>
-                <w:u w:val="single"/>
               </w:rPr>
             </w:pPr>
           </w:p>
@@ -3767,7 +3441,6 @@
                 <w:rFonts w:ascii="Arial" w:hAnsi="Arial" w:cs="Arial"/>
                 <w:sz w:val="24"/>
                 <w:szCs w:val="24"/>
-                <w:u w:val="single"/>
               </w:rPr>
             </w:pPr>
             <w:r>
@@ -3775,7 +3448,6 @@
                 <w:rFonts w:ascii="Arial" w:hAnsi="Arial" w:cs="Arial"/>
                 <w:sz w:val="24"/>
                 <w:szCs w:val="24"/>
-                <w:u w:val="single"/>
               </w:rPr>
               <w:t>X</w:t>
             </w:r>
@@ -3807,7 +3479,6 @@
                 <w:rFonts w:ascii="Arial" w:hAnsi="Arial" w:cs="Arial"/>
                 <w:sz w:val="24"/>
                 <w:szCs w:val="24"/>
-                <w:u w:val="single"/>
               </w:rPr>
             </w:pPr>
             <w:r>
@@ -3815,7 +3486,6 @@
                 <w:rFonts w:ascii="Arial" w:hAnsi="Arial" w:cs="Arial"/>
                 <w:sz w:val="24"/>
                 <w:szCs w:val="24"/>
-                <w:u w:val="single"/>
               </w:rPr>
               <w:t>X</w:t>
             </w:r>
@@ -3852,7 +3522,6 @@
                 <w:rFonts w:ascii="Arial" w:hAnsi="Arial" w:cs="Arial"/>
                 <w:sz w:val="24"/>
                 <w:szCs w:val="24"/>
-                <w:u w:val="single"/>
               </w:rPr>
             </w:pPr>
             <w:r>
@@ -3860,7 +3529,6 @@
                 <w:rFonts w:ascii="Arial" w:hAnsi="Arial" w:cs="Arial"/>
                 <w:sz w:val="24"/>
                 <w:szCs w:val="24"/>
-                <w:u w:val="single"/>
               </w:rPr>
               <w:t>Implantação (</w:t>
             </w:r>
@@ -3870,7 +3538,6 @@
                 <w:rFonts w:ascii="Arial" w:hAnsi="Arial" w:cs="Arial"/>
                 <w:sz w:val="24"/>
                 <w:szCs w:val="24"/>
-                <w:u w:val="single"/>
               </w:rPr>
               <w:t>Deploy</w:t>
             </w:r>
@@ -3880,7 +3547,6 @@
                 <w:rFonts w:ascii="Arial" w:hAnsi="Arial" w:cs="Arial"/>
                 <w:sz w:val="24"/>
                 <w:szCs w:val="24"/>
-                <w:u w:val="single"/>
               </w:rPr>
               <w:t>) e Apresentação Final do Projeto</w:t>
             </w:r>
@@ -3912,7 +3578,6 @@
                 <w:rFonts w:ascii="Arial" w:hAnsi="Arial" w:cs="Arial"/>
                 <w:sz w:val="24"/>
                 <w:szCs w:val="24"/>
-                <w:u w:val="single"/>
               </w:rPr>
             </w:pPr>
           </w:p>
@@ -3943,7 +3608,6 @@
                 <w:rFonts w:ascii="Arial" w:hAnsi="Arial" w:cs="Arial"/>
                 <w:sz w:val="24"/>
                 <w:szCs w:val="24"/>
-                <w:u w:val="single"/>
               </w:rPr>
             </w:pPr>
           </w:p>
@@ -3974,7 +3638,6 @@
                 <w:rFonts w:ascii="Arial" w:hAnsi="Arial" w:cs="Arial"/>
                 <w:sz w:val="24"/>
                 <w:szCs w:val="24"/>
-                <w:u w:val="single"/>
               </w:rPr>
             </w:pPr>
           </w:p>
@@ -4005,7 +3668,6 @@
                 <w:rFonts w:ascii="Arial" w:hAnsi="Arial" w:cs="Arial"/>
                 <w:sz w:val="24"/>
                 <w:szCs w:val="24"/>
-                <w:u w:val="single"/>
               </w:rPr>
             </w:pPr>
             <w:r>
@@ -4013,7 +3675,6 @@
                 <w:rFonts w:ascii="Arial" w:hAnsi="Arial" w:cs="Arial"/>
                 <w:sz w:val="24"/>
                 <w:szCs w:val="24"/>
-                <w:u w:val="single"/>
               </w:rPr>
               <w:t>X</w:t>
             </w:r>
@@ -4030,7 +3691,6 @@
           <w:b/>
           <w:sz w:val="24"/>
           <w:szCs w:val="24"/>
-          <w:u w:val="single"/>
         </w:rPr>
       </w:pPr>
     </w:p>
@@ -4042,16 +3702,14 @@
           <w:rFonts w:ascii="Arial" w:hAnsi="Arial" w:cs="Arial"/>
           <w:sz w:val="24"/>
           <w:szCs w:val="24"/>
-          <w:u w:val="single"/>
-        </w:rPr>
-      </w:pPr>
-      <w:r>
-        <w:rPr>
-          <w:rFonts w:ascii="Arial" w:hAnsi="Arial" w:cs="Arial"/>
-          <w:b/>
-          <w:sz w:val="24"/>
-          <w:szCs w:val="24"/>
-          <w:u w:val="single"/>
+        </w:rPr>
+      </w:pPr>
+      <w:r>
+        <w:rPr>
+          <w:rFonts w:ascii="Arial" w:hAnsi="Arial" w:cs="Arial"/>
+          <w:b/>
+          <w:sz w:val="24"/>
+          <w:szCs w:val="24"/>
         </w:rPr>
         <w:t>1</w:t>
       </w:r>
@@ -4061,7 +3719,6 @@
           <w:b/>
           <w:sz w:val="24"/>
           <w:szCs w:val="24"/>
-          <w:u w:val="single"/>
         </w:rPr>
         <w:t>4</w:t>
       </w:r>
@@ -4071,7 +3728,6 @@
           <w:b/>
           <w:sz w:val="24"/>
           <w:szCs w:val="24"/>
-          <w:u w:val="single"/>
         </w:rPr>
         <w:t xml:space="preserve">. EQUIPE DO PROJETO </w:t>
       </w:r>
@@ -4080,7 +3736,6 @@
           <w:rFonts w:ascii="Arial" w:hAnsi="Arial" w:cs="Arial"/>
           <w:sz w:val="24"/>
           <w:szCs w:val="24"/>
-          <w:u w:val="single"/>
         </w:rPr>
         <w:t>(nome</w:t>
       </w:r>
@@ -4089,7 +3744,6 @@
           <w:rFonts w:ascii="Arial" w:hAnsi="Arial" w:cs="Arial"/>
           <w:sz w:val="24"/>
           <w:szCs w:val="24"/>
-          <w:u w:val="single"/>
         </w:rPr>
         <w:t>s</w:t>
       </w:r>
@@ -4098,7 +3752,6 @@
           <w:rFonts w:ascii="Arial" w:hAnsi="Arial" w:cs="Arial"/>
           <w:sz w:val="24"/>
           <w:szCs w:val="24"/>
-          <w:u w:val="single"/>
         </w:rPr>
         <w:t xml:space="preserve"> </w:t>
       </w:r>
@@ -4107,7 +3760,6 @@
           <w:rFonts w:ascii="Arial" w:hAnsi="Arial" w:cs="Arial"/>
           <w:sz w:val="24"/>
           <w:szCs w:val="24"/>
-          <w:u w:val="single"/>
         </w:rPr>
         <w:t>dos docentes</w:t>
       </w:r>
@@ -4116,7 +3768,6 @@
           <w:rFonts w:ascii="Arial" w:hAnsi="Arial" w:cs="Arial"/>
           <w:sz w:val="24"/>
           <w:szCs w:val="24"/>
-          <w:u w:val="single"/>
         </w:rPr>
         <w:t xml:space="preserve">, </w:t>
       </w:r>
@@ -4125,7 +3776,6 @@
           <w:rFonts w:ascii="Arial" w:hAnsi="Arial" w:cs="Arial"/>
           <w:sz w:val="24"/>
           <w:szCs w:val="24"/>
-          <w:u w:val="single"/>
         </w:rPr>
         <w:t xml:space="preserve">bolsistas, voluntários e respectivos cursos; </w:t>
       </w:r>
@@ -4134,7 +3784,6 @@
           <w:rFonts w:ascii="Arial" w:hAnsi="Arial" w:cs="Arial"/>
           <w:sz w:val="24"/>
           <w:szCs w:val="24"/>
-          <w:u w:val="single"/>
         </w:rPr>
         <w:t>carga horária</w:t>
       </w:r>
@@ -4143,7 +3792,6 @@
           <w:rFonts w:ascii="Arial" w:hAnsi="Arial" w:cs="Arial"/>
           <w:sz w:val="24"/>
           <w:szCs w:val="24"/>
-          <w:u w:val="single"/>
         </w:rPr>
         <w:t xml:space="preserve"> prevista</w:t>
       </w:r>
@@ -4152,7 +3800,6 @@
           <w:rFonts w:ascii="Arial" w:hAnsi="Arial" w:cs="Arial"/>
           <w:sz w:val="24"/>
           <w:szCs w:val="24"/>
-          <w:u w:val="single"/>
         </w:rPr>
         <w:t>, função no projeto</w:t>
       </w:r>
@@ -4161,7 +3808,6 @@
           <w:rFonts w:ascii="Arial" w:hAnsi="Arial" w:cs="Arial"/>
           <w:sz w:val="24"/>
           <w:szCs w:val="24"/>
-          <w:u w:val="single"/>
         </w:rPr>
         <w:t>).</w:t>
       </w:r>
@@ -4180,38 +3826,16 @@
           <w:b/>
           <w:sz w:val="24"/>
           <w:szCs w:val="24"/>
-          <w:u w:val="single"/>
-        </w:rPr>
-      </w:pPr>
-      <w:r>
-        <w:rPr>
-          <w:rFonts w:ascii="Arial" w:hAnsi="Arial" w:cs="Arial"/>
-          <w:b/>
-          <w:sz w:val="24"/>
-          <w:szCs w:val="24"/>
-          <w:u w:val="single"/>
-        </w:rPr>
-        <w:t>Jos</w:t>
-      </w:r>
-      <w:r>
-        <w:rPr>
-          <w:rFonts w:ascii="Arial" w:hAnsi="Arial" w:cs="Arial"/>
-          <w:b/>
-          <w:sz w:val="24"/>
-          <w:szCs w:val="24"/>
-          <w:u w:val="single"/>
-        </w:rPr>
-        <w:t>é</w:t>
-      </w:r>
-      <w:r>
-        <w:rPr>
-          <w:rFonts w:ascii="Arial" w:hAnsi="Arial" w:cs="Arial"/>
-          <w:b/>
-          <w:sz w:val="24"/>
-          <w:szCs w:val="24"/>
-          <w:u w:val="single"/>
-        </w:rPr>
-        <w:t xml:space="preserve"> Gabriel Santos Gomes (3º Período)</w:t>
+        </w:rPr>
+      </w:pPr>
+      <w:r>
+        <w:rPr>
+          <w:rFonts w:ascii="Arial" w:hAnsi="Arial" w:cs="Arial"/>
+          <w:b/>
+          <w:sz w:val="24"/>
+          <w:szCs w:val="24"/>
+        </w:rPr>
+        <w:t>José Gabriel Santos Gomes (3º Período)</w:t>
       </w:r>
     </w:p>
     <w:p>
@@ -4228,16 +3852,14 @@
           <w:bCs/>
           <w:sz w:val="24"/>
           <w:szCs w:val="24"/>
-          <w:u w:val="single"/>
-        </w:rPr>
-      </w:pPr>
-      <w:r>
-        <w:rPr>
-          <w:rFonts w:ascii="Arial" w:hAnsi="Arial" w:cs="Arial"/>
-          <w:bCs/>
-          <w:sz w:val="24"/>
-          <w:szCs w:val="24"/>
-          <w:u w:val="single"/>
+        </w:rPr>
+      </w:pPr>
+      <w:r>
+        <w:rPr>
+          <w:rFonts w:ascii="Arial" w:hAnsi="Arial" w:cs="Arial"/>
+          <w:bCs/>
+          <w:sz w:val="24"/>
+          <w:szCs w:val="24"/>
         </w:rPr>
         <w:t>Curso: Ciência da Computação</w:t>
       </w:r>
@@ -4256,16 +3878,14 @@
           <w:bCs/>
           <w:sz w:val="24"/>
           <w:szCs w:val="24"/>
-          <w:u w:val="single"/>
-        </w:rPr>
-      </w:pPr>
-      <w:r>
-        <w:rPr>
-          <w:rFonts w:ascii="Arial" w:hAnsi="Arial" w:cs="Arial"/>
-          <w:bCs/>
-          <w:sz w:val="24"/>
-          <w:szCs w:val="24"/>
-          <w:u w:val="single"/>
+        </w:rPr>
+      </w:pPr>
+      <w:r>
+        <w:rPr>
+          <w:rFonts w:ascii="Arial" w:hAnsi="Arial" w:cs="Arial"/>
+          <w:bCs/>
+          <w:sz w:val="24"/>
+          <w:szCs w:val="24"/>
         </w:rPr>
         <w:t>Carga horária prevista: 40h</w:t>
       </w:r>
@@ -4284,16 +3904,14 @@
           <w:bCs/>
           <w:sz w:val="24"/>
           <w:szCs w:val="24"/>
-          <w:u w:val="single"/>
-        </w:rPr>
-      </w:pPr>
-      <w:r>
-        <w:rPr>
-          <w:rFonts w:ascii="Arial" w:hAnsi="Arial" w:cs="Arial"/>
-          <w:bCs/>
-          <w:sz w:val="24"/>
-          <w:szCs w:val="24"/>
-          <w:u w:val="single"/>
+        </w:rPr>
+      </w:pPr>
+      <w:r>
+        <w:rPr>
+          <w:rFonts w:ascii="Arial" w:hAnsi="Arial" w:cs="Arial"/>
+          <w:bCs/>
+          <w:sz w:val="24"/>
+          <w:szCs w:val="24"/>
         </w:rPr>
         <w:t>Função no projeto: Desenvolvedor Fullstack</w:t>
       </w:r>
@@ -4312,16 +3930,14 @@
           <w:b/>
           <w:sz w:val="24"/>
           <w:szCs w:val="24"/>
-          <w:u w:val="single"/>
-        </w:rPr>
-      </w:pPr>
-      <w:r>
-        <w:rPr>
-          <w:rFonts w:ascii="Arial" w:hAnsi="Arial" w:cs="Arial"/>
-          <w:b/>
-          <w:sz w:val="24"/>
-          <w:szCs w:val="24"/>
-          <w:u w:val="single"/>
+        </w:rPr>
+      </w:pPr>
+      <w:r>
+        <w:rPr>
+          <w:rFonts w:ascii="Arial" w:hAnsi="Arial" w:cs="Arial"/>
+          <w:b/>
+          <w:sz w:val="24"/>
+          <w:szCs w:val="24"/>
         </w:rPr>
         <w:t xml:space="preserve">Kaio Otavio de Oliveira </w:t>
       </w:r>
@@ -4332,7 +3948,6 @@
           <w:b/>
           <w:sz w:val="24"/>
           <w:szCs w:val="24"/>
-          <w:u w:val="single"/>
         </w:rPr>
         <w:t>Situlino</w:t>
       </w:r>
@@ -4343,7 +3958,6 @@
           <w:b/>
           <w:sz w:val="24"/>
           <w:szCs w:val="24"/>
-          <w:u w:val="single"/>
         </w:rPr>
         <w:t xml:space="preserve"> (3º Período)</w:t>
       </w:r>
@@ -4362,16 +3976,14 @@
           <w:bCs/>
           <w:sz w:val="24"/>
           <w:szCs w:val="24"/>
-          <w:u w:val="single"/>
-        </w:rPr>
-      </w:pPr>
-      <w:r>
-        <w:rPr>
-          <w:rFonts w:ascii="Arial" w:hAnsi="Arial" w:cs="Arial"/>
-          <w:bCs/>
-          <w:sz w:val="24"/>
-          <w:szCs w:val="24"/>
-          <w:u w:val="single"/>
+        </w:rPr>
+      </w:pPr>
+      <w:r>
+        <w:rPr>
+          <w:rFonts w:ascii="Arial" w:hAnsi="Arial" w:cs="Arial"/>
+          <w:bCs/>
+          <w:sz w:val="24"/>
+          <w:szCs w:val="24"/>
         </w:rPr>
         <w:t>Curso: Ciência da Computação</w:t>
       </w:r>
@@ -4390,16 +4002,14 @@
           <w:bCs/>
           <w:sz w:val="24"/>
           <w:szCs w:val="24"/>
-          <w:u w:val="single"/>
-        </w:rPr>
-      </w:pPr>
-      <w:r>
-        <w:rPr>
-          <w:rFonts w:ascii="Arial" w:hAnsi="Arial" w:cs="Arial"/>
-          <w:bCs/>
-          <w:sz w:val="24"/>
-          <w:szCs w:val="24"/>
-          <w:u w:val="single"/>
+        </w:rPr>
+      </w:pPr>
+      <w:r>
+        <w:rPr>
+          <w:rFonts w:ascii="Arial" w:hAnsi="Arial" w:cs="Arial"/>
+          <w:bCs/>
+          <w:sz w:val="24"/>
+          <w:szCs w:val="24"/>
         </w:rPr>
         <w:t>Carga horária prevista: 40h</w:t>
       </w:r>
@@ -4418,16 +4028,14 @@
           <w:bCs/>
           <w:sz w:val="24"/>
           <w:szCs w:val="24"/>
-          <w:u w:val="single"/>
-        </w:rPr>
-      </w:pPr>
-      <w:r>
-        <w:rPr>
-          <w:rFonts w:ascii="Arial" w:hAnsi="Arial" w:cs="Arial"/>
-          <w:bCs/>
-          <w:sz w:val="24"/>
-          <w:szCs w:val="24"/>
-          <w:u w:val="single"/>
+        </w:rPr>
+      </w:pPr>
+      <w:r>
+        <w:rPr>
+          <w:rFonts w:ascii="Arial" w:hAnsi="Arial" w:cs="Arial"/>
+          <w:bCs/>
+          <w:sz w:val="24"/>
+          <w:szCs w:val="24"/>
         </w:rPr>
         <w:t>Função no projeto: Desenvolvedor (UI/UX Design e Front-</w:t>
       </w:r>
@@ -4438,7 +4046,6 @@
           <w:bCs/>
           <w:sz w:val="24"/>
           <w:szCs w:val="24"/>
-          <w:u w:val="single"/>
         </w:rPr>
         <w:t>end</w:t>
       </w:r>
@@ -4449,7 +4056,6 @@
           <w:bCs/>
           <w:sz w:val="24"/>
           <w:szCs w:val="24"/>
-          <w:u w:val="single"/>
         </w:rPr>
         <w:t>)</w:t>
       </w:r>
@@ -4468,16 +4074,14 @@
           <w:b/>
           <w:sz w:val="24"/>
           <w:szCs w:val="24"/>
-          <w:u w:val="single"/>
-        </w:rPr>
-      </w:pPr>
-      <w:r>
-        <w:rPr>
-          <w:rFonts w:ascii="Arial" w:hAnsi="Arial" w:cs="Arial"/>
-          <w:b/>
-          <w:sz w:val="24"/>
-          <w:szCs w:val="24"/>
-          <w:u w:val="single"/>
+        </w:rPr>
+      </w:pPr>
+      <w:r>
+        <w:rPr>
+          <w:rFonts w:ascii="Arial" w:hAnsi="Arial" w:cs="Arial"/>
+          <w:b/>
+          <w:sz w:val="24"/>
+          <w:szCs w:val="24"/>
         </w:rPr>
         <w:t>Matheus Pompeo Dias (3º Período)</w:t>
       </w:r>
@@ -4496,16 +4100,14 @@
           <w:bCs/>
           <w:sz w:val="24"/>
           <w:szCs w:val="24"/>
-          <w:u w:val="single"/>
-        </w:rPr>
-      </w:pPr>
-      <w:r>
-        <w:rPr>
-          <w:rFonts w:ascii="Arial" w:hAnsi="Arial" w:cs="Arial"/>
-          <w:bCs/>
-          <w:sz w:val="24"/>
-          <w:szCs w:val="24"/>
-          <w:u w:val="single"/>
+        </w:rPr>
+      </w:pPr>
+      <w:r>
+        <w:rPr>
+          <w:rFonts w:ascii="Arial" w:hAnsi="Arial" w:cs="Arial"/>
+          <w:bCs/>
+          <w:sz w:val="24"/>
+          <w:szCs w:val="24"/>
         </w:rPr>
         <w:t>Curso: Ciência da Computação</w:t>
       </w:r>
@@ -4524,16 +4126,14 @@
           <w:bCs/>
           <w:sz w:val="24"/>
           <w:szCs w:val="24"/>
-          <w:u w:val="single"/>
-        </w:rPr>
-      </w:pPr>
-      <w:r>
-        <w:rPr>
-          <w:rFonts w:ascii="Arial" w:hAnsi="Arial" w:cs="Arial"/>
-          <w:bCs/>
-          <w:sz w:val="24"/>
-          <w:szCs w:val="24"/>
-          <w:u w:val="single"/>
+        </w:rPr>
+      </w:pPr>
+      <w:r>
+        <w:rPr>
+          <w:rFonts w:ascii="Arial" w:hAnsi="Arial" w:cs="Arial"/>
+          <w:bCs/>
+          <w:sz w:val="24"/>
+          <w:szCs w:val="24"/>
         </w:rPr>
         <w:t>Carga horária prevista: 40h</w:t>
       </w:r>
@@ -4552,16 +4152,14 @@
           <w:bCs/>
           <w:sz w:val="24"/>
           <w:szCs w:val="24"/>
-          <w:u w:val="single"/>
-        </w:rPr>
-      </w:pPr>
-      <w:r>
-        <w:rPr>
-          <w:rFonts w:ascii="Arial" w:hAnsi="Arial" w:cs="Arial"/>
-          <w:bCs/>
-          <w:sz w:val="24"/>
-          <w:szCs w:val="24"/>
-          <w:u w:val="single"/>
+        </w:rPr>
+      </w:pPr>
+      <w:r>
+        <w:rPr>
+          <w:rFonts w:ascii="Arial" w:hAnsi="Arial" w:cs="Arial"/>
+          <w:bCs/>
+          <w:sz w:val="24"/>
+          <w:szCs w:val="24"/>
         </w:rPr>
         <w:t>Função no projeto: Desenvolvedor Fullstack</w:t>
       </w:r>
@@ -4580,16 +4178,14 @@
           <w:b/>
           <w:sz w:val="24"/>
           <w:szCs w:val="24"/>
-          <w:u w:val="single"/>
-        </w:rPr>
-      </w:pPr>
-      <w:r>
-        <w:rPr>
-          <w:rFonts w:ascii="Arial" w:hAnsi="Arial" w:cs="Arial"/>
-          <w:b/>
-          <w:sz w:val="24"/>
-          <w:szCs w:val="24"/>
-          <w:u w:val="single"/>
+        </w:rPr>
+      </w:pPr>
+      <w:r>
+        <w:rPr>
+          <w:rFonts w:ascii="Arial" w:hAnsi="Arial" w:cs="Arial"/>
+          <w:b/>
+          <w:sz w:val="24"/>
+          <w:szCs w:val="24"/>
         </w:rPr>
         <w:t>Nathan Reichert (3º Período)</w:t>
       </w:r>
@@ -4608,16 +4204,14 @@
           <w:bCs/>
           <w:sz w:val="24"/>
           <w:szCs w:val="24"/>
-          <w:u w:val="single"/>
-        </w:rPr>
-      </w:pPr>
-      <w:r>
-        <w:rPr>
-          <w:rFonts w:ascii="Arial" w:hAnsi="Arial" w:cs="Arial"/>
-          <w:bCs/>
-          <w:sz w:val="24"/>
-          <w:szCs w:val="24"/>
-          <w:u w:val="single"/>
+        </w:rPr>
+      </w:pPr>
+      <w:r>
+        <w:rPr>
+          <w:rFonts w:ascii="Arial" w:hAnsi="Arial" w:cs="Arial"/>
+          <w:bCs/>
+          <w:sz w:val="24"/>
+          <w:szCs w:val="24"/>
         </w:rPr>
         <w:t>Curso: Ciência da Computação</w:t>
       </w:r>
@@ -4636,16 +4230,14 @@
           <w:bCs/>
           <w:sz w:val="24"/>
           <w:szCs w:val="24"/>
-          <w:u w:val="single"/>
-        </w:rPr>
-      </w:pPr>
-      <w:r>
-        <w:rPr>
-          <w:rFonts w:ascii="Arial" w:hAnsi="Arial" w:cs="Arial"/>
-          <w:bCs/>
-          <w:sz w:val="24"/>
-          <w:szCs w:val="24"/>
-          <w:u w:val="single"/>
+        </w:rPr>
+      </w:pPr>
+      <w:r>
+        <w:rPr>
+          <w:rFonts w:ascii="Arial" w:hAnsi="Arial" w:cs="Arial"/>
+          <w:bCs/>
+          <w:sz w:val="24"/>
+          <w:szCs w:val="24"/>
         </w:rPr>
         <w:t>Carga horária prevista: 40</w:t>
       </w:r>
@@ -4664,16 +4256,14 @@
           <w:bCs/>
           <w:sz w:val="24"/>
           <w:szCs w:val="24"/>
-          <w:u w:val="single"/>
-        </w:rPr>
-      </w:pPr>
-      <w:r>
-        <w:rPr>
-          <w:rFonts w:ascii="Arial" w:hAnsi="Arial" w:cs="Arial"/>
-          <w:bCs/>
-          <w:sz w:val="24"/>
-          <w:szCs w:val="24"/>
-          <w:u w:val="single"/>
+        </w:rPr>
+      </w:pPr>
+      <w:r>
+        <w:rPr>
+          <w:rFonts w:ascii="Arial" w:hAnsi="Arial" w:cs="Arial"/>
+          <w:bCs/>
+          <w:sz w:val="24"/>
+          <w:szCs w:val="24"/>
         </w:rPr>
         <w:t>Função no projeto: Desenvolvedor (Banco de Dados e Documentação)</w:t>
       </w:r>
@@ -4686,16 +4276,14 @@
           <w:rFonts w:ascii="Arial" w:hAnsi="Arial" w:cs="Arial"/>
           <w:sz w:val="24"/>
           <w:szCs w:val="24"/>
-          <w:u w:val="single"/>
-        </w:rPr>
-      </w:pPr>
-      <w:r>
-        <w:rPr>
-          <w:rFonts w:ascii="Arial" w:hAnsi="Arial" w:cs="Arial"/>
-          <w:b/>
-          <w:sz w:val="24"/>
-          <w:szCs w:val="24"/>
-          <w:u w:val="single"/>
+        </w:rPr>
+      </w:pPr>
+      <w:r>
+        <w:rPr>
+          <w:rFonts w:ascii="Arial" w:hAnsi="Arial" w:cs="Arial"/>
+          <w:b/>
+          <w:sz w:val="24"/>
+          <w:szCs w:val="24"/>
         </w:rPr>
         <w:lastRenderedPageBreak/>
         <w:t>1</w:t>
@@ -4706,7 +4294,6 @@
           <w:b/>
           <w:sz w:val="24"/>
           <w:szCs w:val="24"/>
-          <w:u w:val="single"/>
         </w:rPr>
         <w:t>5</w:t>
       </w:r>
@@ -4716,7 +4303,6 @@
           <w:b/>
           <w:sz w:val="24"/>
           <w:szCs w:val="24"/>
-          <w:u w:val="single"/>
         </w:rPr>
         <w:t>. ORÇAMENTO DO PROJETO (</w:t>
       </w:r>
@@ -4725,7 +4311,6 @@
           <w:rFonts w:ascii="Arial" w:hAnsi="Arial" w:cs="Arial"/>
           <w:sz w:val="24"/>
           <w:szCs w:val="24"/>
-          <w:u w:val="single"/>
         </w:rPr>
         <w:t>Digitação no Sistema da Univali)</w:t>
       </w:r>
@@ -4738,15 +4323,13 @@
           <w:rFonts w:ascii="Arial" w:hAnsi="Arial" w:cs="Arial"/>
           <w:sz w:val="24"/>
           <w:szCs w:val="24"/>
-          <w:u w:val="single"/>
-        </w:rPr>
-      </w:pPr>
-      <w:r>
-        <w:rPr>
-          <w:rFonts w:ascii="Arial" w:hAnsi="Arial" w:cs="Arial"/>
-          <w:sz w:val="24"/>
-          <w:szCs w:val="24"/>
-          <w:u w:val="single"/>
+        </w:rPr>
+      </w:pPr>
+      <w:r>
+        <w:rPr>
+          <w:rFonts w:ascii="Arial" w:hAnsi="Arial" w:cs="Arial"/>
+          <w:sz w:val="24"/>
+          <w:szCs w:val="24"/>
         </w:rPr>
         <w:t>-</w:t>
       </w:r>
@@ -4760,7 +4343,6 @@
           <w:b/>
           <w:sz w:val="24"/>
           <w:szCs w:val="24"/>
-          <w:u w:val="single"/>
         </w:rPr>
       </w:pPr>
     </w:p>
@@ -4772,16 +4354,14 @@
           <w:rFonts w:ascii="Arial" w:hAnsi="Arial" w:cs="Arial"/>
           <w:sz w:val="24"/>
           <w:szCs w:val="24"/>
-          <w:u w:val="single"/>
-        </w:rPr>
-      </w:pPr>
-      <w:r>
-        <w:rPr>
-          <w:rFonts w:ascii="Arial" w:hAnsi="Arial" w:cs="Arial"/>
-          <w:b/>
-          <w:sz w:val="24"/>
-          <w:szCs w:val="24"/>
-          <w:u w:val="single"/>
+        </w:rPr>
+      </w:pPr>
+      <w:r>
+        <w:rPr>
+          <w:rFonts w:ascii="Arial" w:hAnsi="Arial" w:cs="Arial"/>
+          <w:b/>
+          <w:sz w:val="24"/>
+          <w:szCs w:val="24"/>
         </w:rPr>
         <w:t>1</w:t>
       </w:r>
@@ -4791,7 +4371,6 @@
           <w:b/>
           <w:sz w:val="24"/>
           <w:szCs w:val="24"/>
-          <w:u w:val="single"/>
         </w:rPr>
         <w:t>6</w:t>
       </w:r>
@@ -4801,7 +4380,6 @@
           <w:b/>
           <w:sz w:val="24"/>
           <w:szCs w:val="24"/>
-          <w:u w:val="single"/>
         </w:rPr>
         <w:t xml:space="preserve">. REFERÊNCIAS </w:t>
       </w:r>
@@ -4810,7 +4388,6 @@
           <w:rFonts w:ascii="Arial" w:hAnsi="Arial" w:cs="Arial"/>
           <w:sz w:val="24"/>
           <w:szCs w:val="24"/>
-          <w:u w:val="single"/>
         </w:rPr>
         <w:t>(Utilizado quando da elaboração da proposta)</w:t>
       </w:r>
@@ -4823,7 +4400,6 @@
           <w:rFonts w:ascii="Arial" w:hAnsi="Arial" w:cs="Arial"/>
           <w:sz w:val="24"/>
           <w:szCs w:val="24"/>
-          <w:u w:val="single"/>
         </w:rPr>
       </w:pPr>
       <w:r>
@@ -4832,10 +4408,9 @@
           <w:noProof/>
           <w:sz w:val="24"/>
           <w:szCs w:val="24"/>
-          <w:u w:val="single"/>
         </w:rPr>
         <w:drawing>
-          <wp:anchor distT="0" distB="0" distL="114300" distR="114300" simplePos="0" relativeHeight="251663360" behindDoc="0" locked="0" layoutInCell="1" allowOverlap="1" wp14:anchorId="384996F4" wp14:editId="199035A2">
+          <wp:anchor distT="0" distB="0" distL="114300" distR="114300" simplePos="0" relativeHeight="251658752" behindDoc="0" locked="0" layoutInCell="1" allowOverlap="1" wp14:anchorId="384996F4" wp14:editId="199035A2">
             <wp:simplePos x="0" y="0"/>
             <wp:positionH relativeFrom="column">
               <wp:posOffset>-211</wp:posOffset>
@@ -4899,7 +4474,6 @@
           <w:rFonts w:ascii="Arial" w:hAnsi="Arial" w:cs="Arial"/>
           <w:sz w:val="24"/>
           <w:szCs w:val="24"/>
-          <w:u w:val="single"/>
         </w:rPr>
       </w:pPr>
       <w:r>
@@ -4908,11 +4482,10 @@
           <w:noProof/>
           <w:sz w:val="24"/>
           <w:szCs w:val="24"/>
-          <w:u w:val="single"/>
         </w:rPr>
         <w:lastRenderedPageBreak/>
         <w:drawing>
-          <wp:inline distT="0" distB="0" distL="0" distR="0" wp14:anchorId="6C7574A4" wp14:editId="66FA82E9">
+          <wp:inline distT="0" distB="0" distL="0" distR="0" wp14:anchorId="6C7574A4" wp14:editId="29394E22">
             <wp:extent cx="6188710" cy="3477260"/>
             <wp:effectExtent l="0" t="0" r="2540" b="8890"/>
             <wp:docPr id="2143441453" name="Imagem 7"/>
@@ -7456,6 +7029,7 @@
   <w:style w:type="character" w:default="1" w:styleId="Fontepargpadro">
     <w:name w:val="Default Paragraph Font"/>
     <w:uiPriority w:val="1"/>
+    <w:semiHidden/>
     <w:unhideWhenUsed/>
   </w:style>
   <w:style w:type="table" w:default="1" w:styleId="Tabelanormal">
@@ -7839,6 +7413,38 @@
 </file>
 
 <file path=customXml/item1.xml><?xml version="1.0" encoding="utf-8"?>
+<?mso-contentType ?>
+<FormTemplates xmlns="http://schemas.microsoft.com/sharepoint/v3/contenttype/forms">
+  <Display>DocumentLibraryForm</Display>
+  <Edit>DocumentLibraryForm</Edit>
+  <New>DocumentLibraryForm</New>
+</FormTemplates>
+</file>
+
+<file path=customXml/item2.xml><?xml version="1.0" encoding="utf-8"?>
+<p:properties xmlns:p="http://schemas.microsoft.com/office/2006/metadata/properties" xmlns:xsi="http://www.w3.org/2001/XMLSchema-instance" xmlns:pc="http://schemas.microsoft.com/office/infopath/2007/PartnerControls">
+  <documentManagement>
+    <Resumo xmlns="74605401-ef82-4e58-8e01-df55332c0536" xsi:nil="true"/>
+    <PublishingExpirationDate xmlns="http://schemas.microsoft.com/sharepoint/v3" xsi:nil="true"/>
+    <PublishingStartDate xmlns="http://schemas.microsoft.com/sharepoint/v3" xsi:nil="true"/>
+    <_dlc_DocIdPersistId xmlns="74605401-ef82-4e58-8e01-df55332c0536">false</_dlc_DocIdPersistId>
+    <SharedWithUsers xmlns="74605401-ef82-4e58-8e01-df55332c0536">
+      <UserInfo>
+        <DisplayName/>
+        <AccountId xsi:nil="true"/>
+        <AccountType/>
+      </UserInfo>
+    </SharedWithUsers>
+    <_dlc_DocId xmlns="74605401-ef82-4e58-8e01-df55332c0536" xsi:nil="true"/>
+    <_dlc_DocIdUrl xmlns="74605401-ef82-4e58-8e01-df55332c0536">
+      <Url xsi:nil="true"/>
+      <Description xsi:nil="true"/>
+    </_dlc_DocIdUrl>
+  </documentManagement>
+</p:properties>
+</file>
+
+<file path=customXml/item3.xml><?xml version="1.0" encoding="utf-8"?>
 <ct:contentTypeSchema xmlns:ct="http://schemas.microsoft.com/office/2006/metadata/contentType" xmlns:ma="http://schemas.microsoft.com/office/2006/metadata/properties/metaAttributes" ct:_="" ma:_="" ma:contentTypeName="Documento" ma:contentTypeID="0x010100CAA5E0789E3C7C42912F0053252557EF" ma:contentTypeVersion="2" ma:contentTypeDescription="Crie um novo documento." ma:contentTypeScope="" ma:versionID="640253b3d5f8a514dbbc2ea3fa7f8441">
   <xsd:schema xmlns:xsd="http://www.w3.org/2001/XMLSchema" xmlns:xs="http://www.w3.org/2001/XMLSchema" xmlns:p="http://schemas.microsoft.com/office/2006/metadata/properties" xmlns:ns1="http://schemas.microsoft.com/sharepoint/v3" xmlns:ns2="74605401-ef82-4e58-8e01-df55332c0536" targetNamespace="http://schemas.microsoft.com/office/2006/metadata/properties" ma:root="true" ma:fieldsID="3212cacbc495c0328e4ed9891fcab4a8" ns1:_="" ns2:_="">
     <xsd:import namespace="http://schemas.microsoft.com/sharepoint/v3"/>
@@ -8028,38 +7634,6 @@
 </ct:contentTypeSchema>
 </file>
 
-<file path=customXml/item2.xml><?xml version="1.0" encoding="utf-8"?>
-<p:properties xmlns:p="http://schemas.microsoft.com/office/2006/metadata/properties" xmlns:xsi="http://www.w3.org/2001/XMLSchema-instance" xmlns:pc="http://schemas.microsoft.com/office/infopath/2007/PartnerControls">
-  <documentManagement>
-    <Resumo xmlns="74605401-ef82-4e58-8e01-df55332c0536" xsi:nil="true"/>
-    <PublishingExpirationDate xmlns="http://schemas.microsoft.com/sharepoint/v3" xsi:nil="true"/>
-    <PublishingStartDate xmlns="http://schemas.microsoft.com/sharepoint/v3" xsi:nil="true"/>
-    <_dlc_DocIdPersistId xmlns="74605401-ef82-4e58-8e01-df55332c0536">false</_dlc_DocIdPersistId>
-    <SharedWithUsers xmlns="74605401-ef82-4e58-8e01-df55332c0536">
-      <UserInfo>
-        <DisplayName/>
-        <AccountId xsi:nil="true"/>
-        <AccountType/>
-      </UserInfo>
-    </SharedWithUsers>
-    <_dlc_DocId xmlns="74605401-ef82-4e58-8e01-df55332c0536" xsi:nil="true"/>
-    <_dlc_DocIdUrl xmlns="74605401-ef82-4e58-8e01-df55332c0536">
-      <Url xsi:nil="true"/>
-      <Description xsi:nil="true"/>
-    </_dlc_DocIdUrl>
-  </documentManagement>
-</p:properties>
-</file>
-
-<file path=customXml/item3.xml><?xml version="1.0" encoding="utf-8"?>
-<?mso-contentType ?>
-<FormTemplates xmlns="http://schemas.microsoft.com/sharepoint/v3/contenttype/forms">
-  <Display>DocumentLibraryForm</Display>
-  <Edit>DocumentLibraryForm</Edit>
-  <New>DocumentLibraryForm</New>
-</FormTemplates>
-</file>
-
 <file path=customXml/item4.xml><?xml version="1.0" encoding="utf-8"?>
 <?mso-contentType ?>
 <spe:Receivers xmlns:spe="http://schemas.microsoft.com/sharepoint/events">
@@ -8111,6 +7685,25 @@
 </file>
 
 <file path=customXml/itemProps1.xml><?xml version="1.0" encoding="utf-8"?>
+<ds:datastoreItem xmlns:ds="http://schemas.openxmlformats.org/officeDocument/2006/customXml" ds:itemID="{EFDB2B82-B5FD-42C9-A6A7-E1EF83BC80EF}">
+  <ds:schemaRefs>
+    <ds:schemaRef ds:uri="http://schemas.microsoft.com/sharepoint/v3/contenttype/forms"/>
+  </ds:schemaRefs>
+</ds:datastoreItem>
+</file>
+
+<file path=customXml/itemProps2.xml><?xml version="1.0" encoding="utf-8"?>
+<ds:datastoreItem xmlns:ds="http://schemas.openxmlformats.org/officeDocument/2006/customXml" ds:itemID="{B9BF35F2-0A8D-4368-8CD8-F5BF6DCB685D}">
+  <ds:schemaRefs>
+    <ds:schemaRef ds:uri="http://schemas.microsoft.com/office/2006/metadata/properties"/>
+    <ds:schemaRef ds:uri="http://schemas.microsoft.com/office/infopath/2007/PartnerControls"/>
+    <ds:schemaRef ds:uri="74605401-ef82-4e58-8e01-df55332c0536"/>
+    <ds:schemaRef ds:uri="http://schemas.microsoft.com/sharepoint/v3"/>
+  </ds:schemaRefs>
+</ds:datastoreItem>
+</file>
+
+<file path=customXml/itemProps3.xml><?xml version="1.0" encoding="utf-8"?>
 <ds:datastoreItem xmlns:ds="http://schemas.openxmlformats.org/officeDocument/2006/customXml" ds:itemID="{E6D8FA9E-EF8E-4BE7-AB44-21958849EBE7}">
   <ds:schemaRefs>
     <ds:schemaRef ds:uri="http://schemas.microsoft.com/office/2006/metadata/contentType"/>
@@ -8129,25 +7722,6 @@
 </ds:datastoreItem>
 </file>
 
-<file path=customXml/itemProps2.xml><?xml version="1.0" encoding="utf-8"?>
-<ds:datastoreItem xmlns:ds="http://schemas.openxmlformats.org/officeDocument/2006/customXml" ds:itemID="{B9BF35F2-0A8D-4368-8CD8-F5BF6DCB685D}">
-  <ds:schemaRefs>
-    <ds:schemaRef ds:uri="http://schemas.microsoft.com/office/2006/metadata/properties"/>
-    <ds:schemaRef ds:uri="http://schemas.microsoft.com/office/infopath/2007/PartnerControls"/>
-    <ds:schemaRef ds:uri="74605401-ef82-4e58-8e01-df55332c0536"/>
-    <ds:schemaRef ds:uri="http://schemas.microsoft.com/sharepoint/v3"/>
-  </ds:schemaRefs>
-</ds:datastoreItem>
-</file>
-
-<file path=customXml/itemProps3.xml><?xml version="1.0" encoding="utf-8"?>
-<ds:datastoreItem xmlns:ds="http://schemas.openxmlformats.org/officeDocument/2006/customXml" ds:itemID="{EFDB2B82-B5FD-42C9-A6A7-E1EF83BC80EF}">
-  <ds:schemaRefs>
-    <ds:schemaRef ds:uri="http://schemas.microsoft.com/sharepoint/v3/contenttype/forms"/>
-  </ds:schemaRefs>
-</ds:datastoreItem>
-</file>
-
 <file path=customXml/itemProps4.xml><?xml version="1.0" encoding="utf-8"?>
 <ds:datastoreItem xmlns:ds="http://schemas.openxmlformats.org/officeDocument/2006/customXml" ds:itemID="{9E0CADFD-CBB6-42CD-9832-6A42BBA64397}">
   <ds:schemaRefs>
